--- a/public/diplome_v3.docx
+++ b/public/diplome_v3.docx
@@ -115,6 +115,7 @@
       </w:r>
     </w:p>
     <w:p>
+      <w:proofErr w:type="gramStart"/>
       <w:r>
         <w:rPr>
           <w:b/>
@@ -134,7 +135,15 @@
           <w:b/>
           <w:bCs/>
         </w:rPr>
-        <w:t>STUDENT_GENDER}</w:t>
+        <w:t>STUDENT</w:t>
+      </w:r>
+      <w:proofErr w:type="gramEnd"/>
+      <w:r>
+        <w:rPr>
+          <w:b/>
+          <w:bCs/>
+        </w:rPr>
+        <w:t>_GENDER}</w:t>
       </w:r>
       <w:r>
         <w:rPr>
@@ -146,6 +155,7 @@
       <w:r>
         <w:t> </w:t>
       </w:r>
+      <w:proofErr w:type="gramStart"/>
       <w:r>
         <w:rPr>
           <w:b/>
@@ -172,7 +182,23 @@
           <w:b/>
           <w:bCs/>
         </w:rPr>
-        <w:t>STUDENT_LNAME</w:t>
+        <w:t>STUDENT</w:t>
+      </w:r>
+      <w:proofErr w:type="gramEnd"/>
+      <w:r>
+        <w:rPr>
+          <w:b/>
+          <w:bCs/>
+        </w:rPr>
+        <w:t>_</w:t>
+      </w:r>
+      <w:proofErr w:type="gramStart"/>
+      <w:r>
+        <w:rPr>
+          <w:b/>
+          <w:bCs/>
+        </w:rPr>
+        <w:t>LNAME</w:t>
       </w:r>
       <w:r>
         <w:rPr>
@@ -181,6 +207,7 @@
         </w:rPr>
         <w:t xml:space="preserve"> }</w:t>
       </w:r>
+      <w:proofErr w:type="gramEnd"/>
       <w:r>
         <w:rPr>
           <w:b/>
@@ -191,6 +218,7 @@
       <w:r>
         <w:t> </w:t>
       </w:r>
+      <w:proofErr w:type="gramStart"/>
       <w:r>
         <w:rPr>
           <w:b/>
@@ -210,7 +238,23 @@
           <w:b/>
           <w:bCs/>
         </w:rPr>
-        <w:t>STUDENT_FNAME</w:t>
+        <w:t>STUDENT</w:t>
+      </w:r>
+      <w:proofErr w:type="gramEnd"/>
+      <w:r>
+        <w:rPr>
+          <w:b/>
+          <w:bCs/>
+        </w:rPr>
+        <w:t>_</w:t>
+      </w:r>
+      <w:proofErr w:type="gramStart"/>
+      <w:r>
+        <w:rPr>
+          <w:b/>
+          <w:bCs/>
+        </w:rPr>
+        <w:t>FNAME</w:t>
       </w:r>
       <w:r>
         <w:rPr>
@@ -219,6 +263,7 @@
         </w:rPr>
         <w:t xml:space="preserve"> }</w:t>
       </w:r>
+      <w:proofErr w:type="gramEnd"/>
       <w:r>
         <w:rPr>
           <w:b/>
@@ -233,6 +278,7 @@
         <w:br/>
         <w:t xml:space="preserve">Né le, </w:t>
       </w:r>
+      <w:proofErr w:type="gramStart"/>
       <w:r>
         <w:t>{</w:t>
       </w:r>
@@ -243,22 +289,39 @@
         <w:t xml:space="preserve"> </w:t>
       </w:r>
       <w:r>
-        <w:t>STUDENT_BIRTHDATE</w:t>
+        <w:t>STUDENT</w:t>
+      </w:r>
+      <w:proofErr w:type="gramEnd"/>
+      <w:r>
+        <w:t>_</w:t>
+      </w:r>
+      <w:proofErr w:type="gramStart"/>
+      <w:r>
+        <w:t>BIRTHDATE</w:t>
       </w:r>
       <w:r>
         <w:t xml:space="preserve"> }</w:t>
       </w:r>
+      <w:proofErr w:type="gramEnd"/>
       <w:r>
         <w:t>}</w:t>
       </w:r>
       <w:r>
-        <w:t xml:space="preserve"> à {</w:t>
+        <w:t xml:space="preserve"> à </w:t>
+      </w:r>
+      <w:proofErr w:type="gramStart"/>
+      <w:r>
+        <w:t>{</w:t>
       </w:r>
       <w:r>
         <w:t xml:space="preserve">{ </w:t>
       </w:r>
       <w:r>
-        <w:t>STUDENT_BIRTHTOWN</w:t>
+        <w:t>STUDENT</w:t>
+      </w:r>
+      <w:proofErr w:type="gramEnd"/>
+      <w:r>
+        <w:t>_BIRTHTOWN</w:t>
       </w:r>
       <w:r>
         <w:t xml:space="preserve"> </w:t>
@@ -338,6 +401,7 @@
         </w:rPr>
         <w:t xml:space="preserve">ME DE </w:t>
       </w:r>
+      <w:proofErr w:type="gramStart"/>
       <w:r>
         <w:rPr>
           <w:caps/>
@@ -376,15 +440,16 @@
           <w:sz w:val="40"/>
           <w:szCs w:val="40"/>
         </w:rPr>
-        <w:t>S_</w:t>
-      </w:r>
+        <w:t>S</w:t>
+      </w:r>
+      <w:proofErr w:type="gramEnd"/>
       <w:r>
         <w:rPr>
           <w:caps/>
           <w:sz w:val="40"/>
           <w:szCs w:val="40"/>
         </w:rPr>
-        <w:t>TITLE_FR</w:t>
+        <w:t>_</w:t>
       </w:r>
       <w:r>
         <w:rPr>
@@ -392,8 +457,26 @@
           <w:sz w:val="40"/>
           <w:szCs w:val="40"/>
         </w:rPr>
+        <w:t>TITLE_</w:t>
+      </w:r>
+      <w:proofErr w:type="gramStart"/>
+      <w:r>
+        <w:rPr>
+          <w:caps/>
+          <w:sz w:val="40"/>
+          <w:szCs w:val="40"/>
+        </w:rPr>
+        <w:t>FR</w:t>
+      </w:r>
+      <w:r>
+        <w:rPr>
+          <w:caps/>
+          <w:sz w:val="40"/>
+          <w:szCs w:val="40"/>
+        </w:rPr>
         <w:t xml:space="preserve"> }</w:t>
       </w:r>
+      <w:proofErr w:type="gramEnd"/>
       <w:r>
         <w:rPr>
           <w:caps/>
@@ -488,7 +571,7 @@
         <w:rPr>
           <w:noProof/>
         </w:rPr>
-        <w:t>11 mai 2026</w:t>
+        <w:t>13 mai 2026</w:t>
       </w:r>
       <w:r>
         <w:fldChar w:fldCharType="end"/>
@@ -600,6 +683,7 @@
       </w:r>
     </w:p>
     <w:p>
+      <w:proofErr w:type="gramStart"/>
       <w:r>
         <w:rPr>
           <w:b/>
@@ -626,7 +710,23 @@
           <w:b/>
           <w:bCs/>
         </w:rPr>
-        <w:t>STUDENT_GENDER</w:t>
+        <w:t>STUDENT</w:t>
+      </w:r>
+      <w:proofErr w:type="gramEnd"/>
+      <w:r>
+        <w:rPr>
+          <w:b/>
+          <w:bCs/>
+        </w:rPr>
+        <w:t>_</w:t>
+      </w:r>
+      <w:proofErr w:type="gramStart"/>
+      <w:r>
+        <w:rPr>
+          <w:b/>
+          <w:bCs/>
+        </w:rPr>
+        <w:t>GENDER</w:t>
       </w:r>
       <w:r>
         <w:rPr>
@@ -635,6 +735,7 @@
         </w:rPr>
         <w:t xml:space="preserve"> }</w:t>
       </w:r>
+      <w:proofErr w:type="gramEnd"/>
       <w:r>
         <w:rPr>
           <w:b/>
@@ -645,6 +746,7 @@
       <w:r>
         <w:t> </w:t>
       </w:r>
+      <w:proofErr w:type="gramStart"/>
       <w:r>
         <w:rPr>
           <w:b/>
@@ -664,7 +766,23 @@
           <w:b/>
           <w:bCs/>
         </w:rPr>
-        <w:t>STUDENT_LNAME</w:t>
+        <w:t>STUDENT</w:t>
+      </w:r>
+      <w:proofErr w:type="gramEnd"/>
+      <w:r>
+        <w:rPr>
+          <w:b/>
+          <w:bCs/>
+        </w:rPr>
+        <w:t>_</w:t>
+      </w:r>
+      <w:proofErr w:type="gramStart"/>
+      <w:r>
+        <w:rPr>
+          <w:b/>
+          <w:bCs/>
+        </w:rPr>
+        <w:t>LNAME</w:t>
       </w:r>
       <w:r>
         <w:rPr>
@@ -673,6 +791,7 @@
         </w:rPr>
         <w:t xml:space="preserve"> }</w:t>
       </w:r>
+      <w:proofErr w:type="gramEnd"/>
       <w:r>
         <w:rPr>
           <w:b/>
@@ -683,6 +802,7 @@
       <w:r>
         <w:t> </w:t>
       </w:r>
+      <w:proofErr w:type="gramStart"/>
       <w:r>
         <w:rPr>
           <w:b/>
@@ -702,7 +822,23 @@
           <w:b/>
           <w:bCs/>
         </w:rPr>
-        <w:t>STUDENT_FNAME</w:t>
+        <w:t>STUDENT</w:t>
+      </w:r>
+      <w:proofErr w:type="gramEnd"/>
+      <w:r>
+        <w:rPr>
+          <w:b/>
+          <w:bCs/>
+        </w:rPr>
+        <w:t>_</w:t>
+      </w:r>
+      <w:proofErr w:type="gramStart"/>
+      <w:r>
+        <w:rPr>
+          <w:b/>
+          <w:bCs/>
+        </w:rPr>
+        <w:t>FNAME</w:t>
       </w:r>
       <w:r>
         <w:rPr>
@@ -711,6 +847,7 @@
         </w:rPr>
         <w:t xml:space="preserve"> }</w:t>
       </w:r>
+      <w:proofErr w:type="gramEnd"/>
       <w:r>
         <w:rPr>
           <w:b/>
@@ -730,6 +867,7 @@
       <w:r>
         <w:t xml:space="preserve">Né le, </w:t>
       </w:r>
+      <w:proofErr w:type="gramStart"/>
       <w:r>
         <w:t>{</w:t>
       </w:r>
@@ -737,34 +875,64 @@
         <w:t xml:space="preserve">{ </w:t>
       </w:r>
       <w:r>
-        <w:t>STUDENT_BIRTHDATE</w:t>
+        <w:t>STUDENT</w:t>
+      </w:r>
+      <w:proofErr w:type="gramEnd"/>
+      <w:r>
+        <w:t>_</w:t>
+      </w:r>
+      <w:proofErr w:type="gramStart"/>
+      <w:r>
+        <w:t>BIRTHDATE</w:t>
       </w:r>
       <w:r>
         <w:t xml:space="preserve"> }</w:t>
       </w:r>
+      <w:proofErr w:type="gramEnd"/>
       <w:r>
         <w:t>}</w:t>
       </w:r>
       <w:r>
-        <w:t xml:space="preserve"> à {</w:t>
+        <w:t xml:space="preserve"> à </w:t>
+      </w:r>
+      <w:proofErr w:type="gramStart"/>
+      <w:r>
+        <w:t>{</w:t>
       </w:r>
       <w:r>
         <w:t xml:space="preserve">{ </w:t>
       </w:r>
       <w:r>
-        <w:t>STUDENT_BIRTHTOWN</w:t>
+        <w:t>STUDENT</w:t>
+      </w:r>
+      <w:proofErr w:type="gramEnd"/>
+      <w:r>
+        <w:t>_</w:t>
+      </w:r>
+      <w:proofErr w:type="gramStart"/>
+      <w:r>
+        <w:t>BIRTHTOWN</w:t>
       </w:r>
       <w:r>
         <w:t xml:space="preserve"> }</w:t>
       </w:r>
-      <w:r>
-        <w:t>} ({</w:t>
+      <w:proofErr w:type="gramEnd"/>
+      <w:r>
+        <w:t>} (</w:t>
+      </w:r>
+      <w:proofErr w:type="gramStart"/>
+      <w:r>
+        <w:t>{</w:t>
       </w:r>
       <w:r>
         <w:t xml:space="preserve">{ </w:t>
       </w:r>
       <w:r>
-        <w:t>STUDENT_BIRTHDEPARTMENT</w:t>
+        <w:t>STUDENT</w:t>
+      </w:r>
+      <w:proofErr w:type="gramEnd"/>
+      <w:r>
+        <w:t>_BIRTHDEPARTMENT</w:t>
       </w:r>
       <w:r>
         <w:t xml:space="preserve"> </w:t>
@@ -819,6 +987,7 @@
       <w:r>
         <w:t xml:space="preserve">cursus de </w:t>
       </w:r>
+      <w:proofErr w:type="gramStart"/>
       <w:r>
         <w:t>{</w:t>
       </w:r>
@@ -826,11 +995,20 @@
         <w:t xml:space="preserve">{ </w:t>
       </w:r>
       <w:r>
-        <w:t>CURSUS_NAME</w:t>
+        <w:t>CURSUS</w:t>
+      </w:r>
+      <w:proofErr w:type="gramEnd"/>
+      <w:r>
+        <w:t>_</w:t>
+      </w:r>
+      <w:proofErr w:type="gramStart"/>
+      <w:r>
+        <w:t>NAME</w:t>
       </w:r>
       <w:r>
         <w:t xml:space="preserve"> }</w:t>
       </w:r>
+      <w:proofErr w:type="gramEnd"/>
       <w:r>
         <w:t xml:space="preserve">} </w:t>
       </w:r>
@@ -845,6 +1023,7 @@
           <w:lang w:val="en-US"/>
         </w:rPr>
       </w:pPr>
+      <w:proofErr w:type="gramStart"/>
       <w:r>
         <w:rPr>
           <w:b/>
@@ -873,8 +1052,9 @@
           <w:szCs w:val="28"/>
           <w:lang w:val="en-US"/>
         </w:rPr>
-        <w:t>CURSUS_DIPLOMA_AWARDED</w:t>
-      </w:r>
+        <w:t>CURSUS</w:t>
+      </w:r>
+      <w:proofErr w:type="gramEnd"/>
       <w:r>
         <w:rPr>
           <w:b/>
@@ -883,8 +1063,30 @@
           <w:szCs w:val="28"/>
           <w:lang w:val="en-US"/>
         </w:rPr>
+        <w:t>_DIPLOMA_</w:t>
+      </w:r>
+      <w:proofErr w:type="gramStart"/>
+      <w:r>
+        <w:rPr>
+          <w:b/>
+          <w:bCs/>
+          <w:sz w:val="28"/>
+          <w:szCs w:val="28"/>
+          <w:lang w:val="en-US"/>
+        </w:rPr>
+        <w:t>AWARDED</w:t>
+      </w:r>
+      <w:r>
+        <w:rPr>
+          <w:b/>
+          <w:bCs/>
+          <w:sz w:val="28"/>
+          <w:szCs w:val="28"/>
+          <w:lang w:val="en-US"/>
+        </w:rPr>
         <w:t xml:space="preserve"> }</w:t>
       </w:r>
+      <w:proofErr w:type="gramEnd"/>
       <w:r>
         <w:rPr>
           <w:b/>
@@ -1012,16 +1214,29 @@
             <w:tcW w:w="3539" w:type="dxa"/>
           </w:tcPr>
           <w:p>
+            <w:proofErr w:type="gramStart"/>
             <w:r>
               <w:t xml:space="preserve">{{ </w:t>
             </w:r>
             <w:proofErr w:type="spellStart"/>
             <w:r>
-              <w:t>discipline.YEAR</w:t>
+              <w:t>discipline</w:t>
+            </w:r>
+            <w:proofErr w:type="gramEnd"/>
+            <w:r>
+              <w:t>.</w:t>
+            </w:r>
+            <w:proofErr w:type="gramStart"/>
+            <w:r>
+              <w:t>YEAR</w:t>
             </w:r>
             <w:proofErr w:type="spellEnd"/>
             <w:r>
-              <w:t xml:space="preserve"> }} </w:t>
+              <w:t xml:space="preserve"> }</w:t>
+            </w:r>
+            <w:proofErr w:type="gramEnd"/>
+            <w:r>
+              <w:t>} </w:t>
             </w:r>
           </w:p>
         </w:tc>
@@ -1030,12 +1245,17 @@
             <w:tcW w:w="3686" w:type="dxa"/>
           </w:tcPr>
           <w:p>
+            <w:proofErr w:type="gramStart"/>
             <w:r>
               <w:t xml:space="preserve">{{ </w:t>
             </w:r>
             <w:proofErr w:type="spellStart"/>
             <w:r>
-              <w:t>discipline.TITLE_FR</w:t>
+              <w:t>discipline</w:t>
+            </w:r>
+            <w:proofErr w:type="gramEnd"/>
+            <w:r>
+              <w:t>.TITLE_FR</w:t>
             </w:r>
             <w:proofErr w:type="spellEnd"/>
             <w:r>
@@ -1068,16 +1288,18 @@
       <w:r>
         <w:t xml:space="preserve"> %}</w:t>
       </w:r>
+    </w:p>
+    <w:p>
       <w:r>
         <w:br w:type="page"/>
       </w:r>
     </w:p>
-    <w:p/>
     <w:p>
       <w:r>
         <w:rPr>
           <w:noProof/>
         </w:rPr>
+        <w:lastRenderedPageBreak/>
         <w:drawing>
           <wp:anchor distT="0" distB="0" distL="114300" distR="114300" simplePos="0" relativeHeight="251660288" behindDoc="1" locked="0" layoutInCell="1" allowOverlap="1" wp14:anchorId="5E5A6660" wp14:editId="773BF7AE">
             <wp:simplePos x="0" y="0"/>
@@ -1303,7 +1525,7 @@
     <w:p>
       <w:pPr>
         <w:spacing w:after="0"/>
-        <w:ind w:right="-851"/>
+        <w:ind w:left="-1134" w:right="-851"/>
         <w:jc w:val="center"/>
         <w:rPr>
           <w:lang w:val="en-US"/>
@@ -1313,14 +1535,29 @@
         <w:rPr>
           <w:lang w:val="en-US"/>
         </w:rPr>
-        <w:t xml:space="preserve">Nom de famille/ family name(s) : </w:t>
-      </w:r>
-      <w:r>
-        <w:rPr>
-          <w:b/>
-          <w:bCs/>
+        <w:t>Nom de famille/ family name(s</w:t>
+      </w:r>
+      <w:proofErr w:type="gramStart"/>
+      <w:r>
+        <w:rPr>
           <w:lang w:val="en-US"/>
         </w:rPr>
+        <w:t>) :</w:t>
+      </w:r>
+      <w:proofErr w:type="gramEnd"/>
+      <w:r>
+        <w:rPr>
+          <w:lang w:val="en-US"/>
+        </w:rPr>
+        <w:t xml:space="preserve"> </w:t>
+      </w:r>
+      <w:proofErr w:type="gramStart"/>
+      <w:r>
+        <w:rPr>
+          <w:b/>
+          <w:bCs/>
+          <w:lang w:val="en-US"/>
+        </w:rPr>
         <w:t>{</w:t>
       </w:r>
       <w:r>
@@ -1337,16 +1574,35 @@
           <w:bCs/>
           <w:lang w:val="en-US"/>
         </w:rPr>
-        <w:t>STUDENT_LNAME</w:t>
-      </w:r>
+        <w:t>STUDENT</w:t>
+      </w:r>
+      <w:proofErr w:type="gramEnd"/>
       <w:r>
         <w:rPr>
           <w:b/>
           <w:bCs/>
           <w:lang w:val="en-US"/>
         </w:rPr>
+        <w:t>_</w:t>
+      </w:r>
+      <w:proofErr w:type="gramStart"/>
+      <w:r>
+        <w:rPr>
+          <w:b/>
+          <w:bCs/>
+          <w:lang w:val="en-US"/>
+        </w:rPr>
+        <w:t>LNAME</w:t>
+      </w:r>
+      <w:r>
+        <w:rPr>
+          <w:b/>
+          <w:bCs/>
+          <w:lang w:val="en-US"/>
+        </w:rPr>
         <w:t xml:space="preserve"> }</w:t>
       </w:r>
+      <w:proofErr w:type="gramEnd"/>
       <w:r>
         <w:rPr>
           <w:b/>
@@ -1354,18 +1610,12 @@
           <w:lang w:val="en-US"/>
         </w:rPr>
         <w:t>}</w:t>
-      </w:r>
-      <w:r>
-        <w:rPr>
-          <w:lang w:val="en-US"/>
-        </w:rPr>
-        <w:t> </w:t>
       </w:r>
     </w:p>
     <w:p>
       <w:pPr>
         <w:spacing w:after="0"/>
-        <w:ind w:right="-851"/>
+        <w:ind w:left="-1134" w:right="-851"/>
         <w:jc w:val="center"/>
         <w:rPr>
           <w:lang w:val="en-US"/>
@@ -1383,14 +1633,29 @@
         <w:rPr>
           <w:lang w:val="en-US"/>
         </w:rPr>
-        <w:t xml:space="preserve">(s) / Given name(s) : </w:t>
-      </w:r>
-      <w:r>
-        <w:rPr>
-          <w:b/>
-          <w:bCs/>
+        <w:t>(s) / Given name(s</w:t>
+      </w:r>
+      <w:proofErr w:type="gramStart"/>
+      <w:r>
+        <w:rPr>
           <w:lang w:val="en-US"/>
         </w:rPr>
+        <w:t>) :</w:t>
+      </w:r>
+      <w:proofErr w:type="gramEnd"/>
+      <w:r>
+        <w:rPr>
+          <w:lang w:val="en-US"/>
+        </w:rPr>
+        <w:t xml:space="preserve"> </w:t>
+      </w:r>
+      <w:proofErr w:type="gramStart"/>
+      <w:r>
+        <w:rPr>
+          <w:b/>
+          <w:bCs/>
+          <w:lang w:val="en-US"/>
+        </w:rPr>
         <w:t>{</w:t>
       </w:r>
       <w:r>
@@ -1407,16 +1672,35 @@
           <w:bCs/>
           <w:lang w:val="en-US"/>
         </w:rPr>
-        <w:t>STUDENT_FNAME</w:t>
-      </w:r>
+        <w:t>STUDENT</w:t>
+      </w:r>
+      <w:proofErr w:type="gramEnd"/>
       <w:r>
         <w:rPr>
           <w:b/>
           <w:bCs/>
           <w:lang w:val="en-US"/>
         </w:rPr>
+        <w:t>_</w:t>
+      </w:r>
+      <w:proofErr w:type="gramStart"/>
+      <w:r>
+        <w:rPr>
+          <w:b/>
+          <w:bCs/>
+          <w:lang w:val="en-US"/>
+        </w:rPr>
+        <w:t>FNAME</w:t>
+      </w:r>
+      <w:r>
+        <w:rPr>
+          <w:b/>
+          <w:bCs/>
+          <w:lang w:val="en-US"/>
+        </w:rPr>
         <w:t xml:space="preserve"> }</w:t>
       </w:r>
+      <w:proofErr w:type="gramEnd"/>
       <w:r>
         <w:rPr>
           <w:b/>
@@ -1424,18 +1708,12 @@
           <w:lang w:val="en-US"/>
         </w:rPr>
         <w:t>}</w:t>
-      </w:r>
-      <w:r>
-        <w:rPr>
-          <w:lang w:val="en-US"/>
-        </w:rPr>
-        <w:t> </w:t>
       </w:r>
     </w:p>
     <w:p>
       <w:pPr>
         <w:spacing w:after="0"/>
-        <w:ind w:right="-851"/>
+        <w:ind w:left="-1134" w:right="-851"/>
         <w:jc w:val="center"/>
       </w:pPr>
       <w:r>
@@ -1449,6 +1727,7 @@
       <w:r>
         <w:t xml:space="preserve"> : </w:t>
       </w:r>
+      <w:proofErr w:type="gramStart"/>
       <w:r>
         <w:t>{</w:t>
       </w:r>
@@ -1456,11 +1735,20 @@
         <w:t xml:space="preserve">{ </w:t>
       </w:r>
       <w:r>
-        <w:t>STUDENT_BIRTHDATE</w:t>
+        <w:t>STUDENT</w:t>
+      </w:r>
+      <w:proofErr w:type="gramEnd"/>
+      <w:r>
+        <w:t>_</w:t>
+      </w:r>
+      <w:proofErr w:type="gramStart"/>
+      <w:r>
+        <w:t>BIRTHDATE</w:t>
       </w:r>
       <w:r>
         <w:t xml:space="preserve"> }</w:t>
       </w:r>
+      <w:proofErr w:type="gramEnd"/>
       <w:r>
         <w:t>}</w:t>
       </w:r>
@@ -1468,7 +1756,7 @@
     <w:p>
       <w:pPr>
         <w:spacing w:after="0"/>
-        <w:ind w:right="-851"/>
+        <w:ind w:left="-1134" w:right="-851"/>
         <w:jc w:val="center"/>
       </w:pPr>
       <w:proofErr w:type="spellStart"/>
@@ -1487,6 +1775,7 @@
       <w:r>
         <w:t xml:space="preserve"> : </w:t>
       </w:r>
+      <w:proofErr w:type="gramStart"/>
       <w:r>
         <w:t>{</w:t>
       </w:r>
@@ -1497,14 +1786,20 @@
         <w:t xml:space="preserve"> </w:t>
       </w:r>
       <w:r>
-        <w:t>STUDENT_</w:t>
-      </w:r>
+        <w:t>STUDENT</w:t>
+      </w:r>
+      <w:proofErr w:type="gramEnd"/>
+      <w:r>
+        <w:t>_</w:t>
+      </w:r>
+      <w:proofErr w:type="gramStart"/>
       <w:r>
         <w:t>INE</w:t>
       </w:r>
       <w:r>
         <w:t xml:space="preserve"> }</w:t>
       </w:r>
+      <w:proofErr w:type="gramEnd"/>
       <w:r>
         <w:t>}</w:t>
       </w:r>
@@ -1512,7 +1807,7 @@
     <w:p>
       <w:pPr>
         <w:spacing w:after="0"/>
-        <w:ind w:right="-851"/>
+        <w:ind w:left="-1134" w:right="-851"/>
         <w:jc w:val="center"/>
       </w:pPr>
     </w:p>

--- a/public/diplome_v3.docx
+++ b/public/diplome_v3.docx
@@ -860,11 +860,6 @@
       </w:r>
       <w:r>
         <w:br/>
-      </w:r>
-      <w:r>
-        <w:t>{{</w:t>
-      </w:r>
-      <w:r>
         <w:t xml:space="preserve">Né le, </w:t>
       </w:r>
       <w:proofErr w:type="gramStart"/>
@@ -1106,14 +1101,14 @@
         <w:tblLook w:val="04A0" w:firstRow="1" w:lastRow="0" w:firstColumn="1" w:lastColumn="0" w:noHBand="0" w:noVBand="1"/>
       </w:tblPr>
       <w:tblGrid>
-        <w:gridCol w:w="1129"/>
-        <w:gridCol w:w="6096"/>
+        <w:gridCol w:w="1271"/>
+        <w:gridCol w:w="5954"/>
         <w:gridCol w:w="850"/>
       </w:tblGrid>
       <w:tr>
         <w:tc>
           <w:tcPr>
-            <w:tcW w:w="1129" w:type="dxa"/>
+            <w:tcW w:w="1271" w:type="dxa"/>
           </w:tcPr>
           <w:p>
             <w:pPr>
@@ -1134,7 +1129,7 @@
         </w:tc>
         <w:tc>
           <w:tcPr>
-            <w:tcW w:w="6096" w:type="dxa"/>
+            <w:tcW w:w="5954" w:type="dxa"/>
           </w:tcPr>
           <w:p>
             <w:pPr>
@@ -1204,14 +1199,14 @@
         <w:tblLook w:val="04A0" w:firstRow="1" w:lastRow="0" w:firstColumn="1" w:lastColumn="0" w:noHBand="0" w:noVBand="1"/>
       </w:tblPr>
       <w:tblGrid>
-        <w:gridCol w:w="3539"/>
-        <w:gridCol w:w="3686"/>
+        <w:gridCol w:w="1271"/>
+        <w:gridCol w:w="5954"/>
         <w:gridCol w:w="850"/>
       </w:tblGrid>
       <w:tr>
         <w:tc>
           <w:tcPr>
-            <w:tcW w:w="3539" w:type="dxa"/>
+            <w:tcW w:w="1271" w:type="dxa"/>
           </w:tcPr>
           <w:p>
             <w:proofErr w:type="gramStart"/>
@@ -1242,7 +1237,7 @@
         </w:tc>
         <w:tc>
           <w:tcPr>
-            <w:tcW w:w="3686" w:type="dxa"/>
+            <w:tcW w:w="5954" w:type="dxa"/>
           </w:tcPr>
           <w:p>
             <w:proofErr w:type="gramStart"/>

--- a/public/diplome_v3.docx
+++ b/public/diplome_v3.docx
@@ -78,9 +78,9 @@
           <w:noProof/>
         </w:rPr>
         <w:drawing>
-          <wp:inline distT="0" distB="0" distL="0" distR="0" wp14:anchorId="4EF6B6B4" wp14:editId="3D3AF749">
-            <wp:extent cx="5341620" cy="4150613"/>
-            <wp:effectExtent l="0" t="0" r="0" b="2540"/>
+          <wp:inline distT="0" distB="0" distL="0" distR="0" wp14:anchorId="4EF6B6B4" wp14:editId="7FF9938F">
+            <wp:extent cx="4658105" cy="3619500"/>
+            <wp:effectExtent l="0" t="0" r="9525" b="0"/>
             <wp:docPr id="1274872734" name="Image 1"/>
             <wp:cNvGraphicFramePr>
               <a:graphicFrameLocks xmlns:a="http://schemas.openxmlformats.org/drawingml/2006/main" noChangeAspect="1"/>
@@ -101,7 +101,7 @@
                   <pic:spPr>
                     <a:xfrm>
                       <a:off x="0" y="0"/>
-                      <a:ext cx="5354211" cy="4160397"/>
+                      <a:ext cx="4685818" cy="3641034"/>
                     </a:xfrm>
                     <a:prstGeom prst="rect">
                       <a:avLst/>
@@ -373,115 +373,99 @@
       <w:pPr>
         <w:rPr>
           <w:caps/>
-          <w:sz w:val="40"/>
-          <w:szCs w:val="40"/>
+          <w:sz w:val="32"/>
+          <w:szCs w:val="32"/>
         </w:rPr>
       </w:pPr>
       <w:r>
         <w:rPr>
           <w:caps/>
-          <w:sz w:val="40"/>
-          <w:szCs w:val="40"/>
-        </w:rPr>
-        <w:t>DIPL</w:t>
-      </w:r>
+          <w:sz w:val="32"/>
+          <w:szCs w:val="32"/>
+        </w:rPr>
+        <w:t xml:space="preserve">DIPLôME DE </w:t>
+      </w:r>
+      <w:proofErr w:type="gramStart"/>
       <w:r>
         <w:rPr>
           <w:caps/>
-          <w:sz w:val="40"/>
-          <w:szCs w:val="40"/>
-        </w:rPr>
-        <w:t>ô</w:t>
+          <w:sz w:val="32"/>
+          <w:szCs w:val="32"/>
+        </w:rPr>
+        <w:t>{</w:t>
       </w:r>
       <w:r>
         <w:rPr>
           <w:caps/>
-          <w:sz w:val="40"/>
-          <w:szCs w:val="40"/>
-        </w:rPr>
-        <w:t xml:space="preserve">ME DE </w:t>
+          <w:sz w:val="32"/>
+          <w:szCs w:val="32"/>
+        </w:rPr>
+        <w:t xml:space="preserve">{ </w:t>
+      </w:r>
+      <w:r>
+        <w:rPr>
+          <w:caps/>
+          <w:sz w:val="32"/>
+          <w:szCs w:val="32"/>
+        </w:rPr>
+        <w:t>CURS</w:t>
+      </w:r>
+      <w:r>
+        <w:rPr>
+          <w:caps/>
+          <w:sz w:val="32"/>
+          <w:szCs w:val="32"/>
+        </w:rPr>
+        <w:t>U</w:t>
+      </w:r>
+      <w:r>
+        <w:rPr>
+          <w:caps/>
+          <w:sz w:val="32"/>
+          <w:szCs w:val="32"/>
+        </w:rPr>
+        <w:t>S</w:t>
+      </w:r>
+      <w:proofErr w:type="gramEnd"/>
+      <w:r>
+        <w:rPr>
+          <w:caps/>
+          <w:sz w:val="32"/>
+          <w:szCs w:val="32"/>
+        </w:rPr>
+        <w:t>_</w:t>
+      </w:r>
+      <w:r>
+        <w:rPr>
+          <w:caps/>
+          <w:sz w:val="32"/>
+          <w:szCs w:val="32"/>
+        </w:rPr>
+        <w:t>TITLE_</w:t>
       </w:r>
       <w:proofErr w:type="gramStart"/>
       <w:r>
         <w:rPr>
           <w:caps/>
-          <w:sz w:val="40"/>
-          <w:szCs w:val="40"/>
-        </w:rPr>
-        <w:t>{</w:t>
+          <w:sz w:val="32"/>
+          <w:szCs w:val="32"/>
+        </w:rPr>
+        <w:t>FR</w:t>
       </w:r>
       <w:r>
         <w:rPr>
           <w:caps/>
-          <w:sz w:val="40"/>
-          <w:szCs w:val="40"/>
-        </w:rPr>
-        <w:t xml:space="preserve">{ </w:t>
-      </w:r>
+          <w:sz w:val="32"/>
+          <w:szCs w:val="32"/>
+        </w:rPr>
+        <w:t xml:space="preserve"> }</w:t>
+      </w:r>
+      <w:proofErr w:type="gramEnd"/>
       <w:r>
         <w:rPr>
           <w:caps/>
-          <w:sz w:val="40"/>
-          <w:szCs w:val="40"/>
-        </w:rPr>
-        <w:t>CURS</w:t>
-      </w:r>
-      <w:r>
-        <w:rPr>
-          <w:caps/>
-          <w:sz w:val="40"/>
-          <w:szCs w:val="40"/>
-        </w:rPr>
-        <w:t>U</w:t>
-      </w:r>
-      <w:r>
-        <w:rPr>
-          <w:caps/>
-          <w:sz w:val="40"/>
-          <w:szCs w:val="40"/>
-        </w:rPr>
-        <w:t>S</w:t>
-      </w:r>
-      <w:proofErr w:type="gramEnd"/>
-      <w:r>
-        <w:rPr>
-          <w:caps/>
-          <w:sz w:val="40"/>
-          <w:szCs w:val="40"/>
-        </w:rPr>
-        <w:t>_</w:t>
-      </w:r>
-      <w:r>
-        <w:rPr>
-          <w:caps/>
-          <w:sz w:val="40"/>
-          <w:szCs w:val="40"/>
-        </w:rPr>
-        <w:t>TITLE_</w:t>
-      </w:r>
-      <w:proofErr w:type="gramStart"/>
-      <w:r>
-        <w:rPr>
-          <w:caps/>
-          <w:sz w:val="40"/>
-          <w:szCs w:val="40"/>
-        </w:rPr>
-        <w:t>FR</w:t>
-      </w:r>
-      <w:r>
-        <w:rPr>
-          <w:caps/>
-          <w:sz w:val="40"/>
-          <w:szCs w:val="40"/>
-        </w:rPr>
-        <w:t xml:space="preserve"> }</w:t>
-      </w:r>
-      <w:proofErr w:type="gramEnd"/>
-      <w:r>
-        <w:rPr>
-          <w:caps/>
-          <w:sz w:val="40"/>
-          <w:szCs w:val="40"/>
+          <w:sz w:val="32"/>
+          <w:szCs w:val="32"/>
         </w:rPr>
         <w:t>}</w:t>
       </w:r>
@@ -587,9 +571,9 @@
           <w:noProof/>
         </w:rPr>
         <w:drawing>
-          <wp:inline distT="0" distB="0" distL="0" distR="0" wp14:anchorId="4A50DA0F" wp14:editId="0DEBA04F">
-            <wp:extent cx="5302885" cy="2582545"/>
-            <wp:effectExtent l="0" t="0" r="0" b="8255"/>
+          <wp:inline distT="0" distB="0" distL="0" distR="0" wp14:anchorId="4A50DA0F" wp14:editId="44BB2023">
+            <wp:extent cx="3917046" cy="1907631"/>
+            <wp:effectExtent l="0" t="0" r="7620" b="0"/>
             <wp:docPr id="370570972" name="Image 1"/>
             <wp:cNvGraphicFramePr>
               <a:graphicFrameLocks xmlns:a="http://schemas.openxmlformats.org/drawingml/2006/main" noChangeAspect="1"/>
@@ -610,7 +594,7 @@
                   <pic:spPr>
                     <a:xfrm>
                       <a:off x="0" y="0"/>
-                      <a:ext cx="5302885" cy="2582545"/>
+                      <a:ext cx="3922722" cy="1910395"/>
                     </a:xfrm>
                     <a:prstGeom prst="rect">
                       <a:avLst/>
@@ -632,6 +616,7 @@
         <w:rPr>
           <w:noProof/>
         </w:rPr>
+        <w:lastRenderedPageBreak/>
         <w:drawing>
           <wp:inline distT="0" distB="0" distL="0" distR="0" wp14:anchorId="059F3B2D" wp14:editId="10FF7873">
             <wp:extent cx="2679589" cy="491336"/>
@@ -1096,14 +1081,14 @@
     <w:tbl>
       <w:tblPr>
         <w:tblStyle w:val="Grilledutableau"/>
-        <w:tblW w:w="8075" w:type="dxa"/>
+        <w:tblW w:w="7366" w:type="dxa"/>
         <w:tblLayout w:type="fixed"/>
         <w:tblLook w:val="04A0" w:firstRow="1" w:lastRow="0" w:firstColumn="1" w:lastColumn="0" w:noHBand="0" w:noVBand="1"/>
       </w:tblPr>
       <w:tblGrid>
         <w:gridCol w:w="1271"/>
-        <w:gridCol w:w="5954"/>
-        <w:gridCol w:w="850"/>
+        <w:gridCol w:w="5103"/>
+        <w:gridCol w:w="992"/>
       </w:tblGrid>
       <w:tr>
         <w:tc>
@@ -1129,7 +1114,7 @@
         </w:tc>
         <w:tc>
           <w:tcPr>
-            <w:tcW w:w="5954" w:type="dxa"/>
+            <w:tcW w:w="5103" w:type="dxa"/>
           </w:tcPr>
           <w:p>
             <w:pPr>
@@ -1149,7 +1134,7 @@
         </w:tc>
         <w:tc>
           <w:tcPr>
-            <w:tcW w:w="850" w:type="dxa"/>
+            <w:tcW w:w="992" w:type="dxa"/>
           </w:tcPr>
           <w:p>
             <w:pPr>
@@ -1176,12 +1161,12 @@
         <w:tblLook w:val="04A0" w:firstRow="1" w:lastRow="0" w:firstColumn="1" w:lastColumn="0" w:noHBand="0" w:noVBand="1"/>
       </w:tblPr>
       <w:tblGrid>
-        <w:gridCol w:w="8075"/>
+        <w:gridCol w:w="7366"/>
       </w:tblGrid>
       <w:tr>
         <w:tc>
           <w:tcPr>
-            <w:tcW w:w="8075" w:type="dxa"/>
+            <w:tcW w:w="7366" w:type="dxa"/>
           </w:tcPr>
           <w:p>
             <w:r>
@@ -1194,14 +1179,14 @@
     <w:tbl>
       <w:tblPr>
         <w:tblStyle w:val="Grilledutableau"/>
-        <w:tblW w:w="8075" w:type="dxa"/>
+        <w:tblW w:w="7366" w:type="dxa"/>
         <w:tblLayout w:type="fixed"/>
         <w:tblLook w:val="04A0" w:firstRow="1" w:lastRow="0" w:firstColumn="1" w:lastColumn="0" w:noHBand="0" w:noVBand="1"/>
       </w:tblPr>
       <w:tblGrid>
         <w:gridCol w:w="1271"/>
-        <w:gridCol w:w="5954"/>
-        <w:gridCol w:w="850"/>
+        <w:gridCol w:w="5103"/>
+        <w:gridCol w:w="992"/>
       </w:tblGrid>
       <w:tr>
         <w:tc>
@@ -1237,7 +1222,7 @@
         </w:tc>
         <w:tc>
           <w:tcPr>
-            <w:tcW w:w="5954" w:type="dxa"/>
+            <w:tcW w:w="5103" w:type="dxa"/>
           </w:tcPr>
           <w:p>
             <w:proofErr w:type="gramStart"/>
@@ -1260,7 +1245,7 @@
         </w:tc>
         <w:tc>
           <w:tcPr>
-            <w:tcW w:w="850" w:type="dxa"/>
+            <w:tcW w:w="992" w:type="dxa"/>
           </w:tcPr>
           <w:p>
             <w:r>
@@ -1271,6 +1256,7 @@
         </w:tc>
       </w:tr>
     </w:tbl>
+    <w:p/>
     <w:p>
       <w:r>
         <w:t xml:space="preserve">{% </w:t>
@@ -1874,7 +1860,7 @@
     </w:p>
     <w:sectPr>
       <w:pgSz w:w="11906" w:h="16838"/>
-      <w:pgMar w:top="142" w:right="282" w:bottom="142" w:left="2835" w:header="709" w:footer="709" w:gutter="0"/>
+      <w:pgMar w:top="142" w:right="566" w:bottom="142" w:left="2694" w:header="709" w:footer="709" w:gutter="0"/>
       <w:cols w:sep="1" w:space="710"/>
       <w:docGrid w:linePitch="360"/>
     </w:sectPr>

--- a/public/diplome_v3.docx
+++ b/public/diplome_v3.docx
@@ -71,8 +71,6 @@
           </wp:anchor>
         </w:drawing>
       </w:r>
-    </w:p>
-    <w:p>
       <w:r>
         <w:rPr>
           <w:noProof/>
@@ -555,7 +553,7 @@
         <w:rPr>
           <w:noProof/>
         </w:rPr>
-        <w:t>13 mai 2026</w:t>
+        <w:t>16 mai 2026</w:t>
       </w:r>
       <w:r>
         <w:fldChar w:fldCharType="end"/>
@@ -610,13 +608,17 @@
     <w:p/>
     <w:p/>
     <w:p/>
+    <w:p>
+      <w:r>
+        <w:br w:type="page"/>
+      </w:r>
+    </w:p>
     <w:p/>
     <w:p>
       <w:r>
         <w:rPr>
           <w:noProof/>
         </w:rPr>
-        <w:lastRenderedPageBreak/>
         <w:drawing>
           <wp:inline distT="0" distB="0" distL="0" distR="0" wp14:anchorId="059F3B2D" wp14:editId="10FF7873">
             <wp:extent cx="2679589" cy="491336"/>
@@ -1256,7 +1258,6 @@
         </w:tc>
       </w:tr>
     </w:tbl>
-    <w:p/>
     <w:p>
       <w:r>
         <w:t xml:space="preserve">{% </w:t>

--- a/public/diplome_v3.docx
+++ b/public/diplome_v3.docx
@@ -371,15 +371,15 @@
       <w:pPr>
         <w:rPr>
           <w:caps/>
-          <w:sz w:val="32"/>
-          <w:szCs w:val="32"/>
+          <w:sz w:val="36"/>
+          <w:szCs w:val="36"/>
         </w:rPr>
       </w:pPr>
       <w:r>
         <w:rPr>
           <w:caps/>
-          <w:sz w:val="32"/>
-          <w:szCs w:val="32"/>
+          <w:sz w:val="36"/>
+          <w:szCs w:val="36"/>
         </w:rPr>
         <w:t xml:space="preserve">DIPLôME DE </w:t>
       </w:r>
@@ -387,40 +387,40 @@
       <w:r>
         <w:rPr>
           <w:caps/>
-          <w:sz w:val="32"/>
-          <w:szCs w:val="32"/>
+          <w:sz w:val="36"/>
+          <w:szCs w:val="36"/>
         </w:rPr>
         <w:t>{</w:t>
       </w:r>
       <w:r>
         <w:rPr>
           <w:caps/>
-          <w:sz w:val="32"/>
-          <w:szCs w:val="32"/>
+          <w:sz w:val="36"/>
+          <w:szCs w:val="36"/>
         </w:rPr>
         <w:t xml:space="preserve">{ </w:t>
       </w:r>
       <w:r>
         <w:rPr>
           <w:caps/>
-          <w:sz w:val="32"/>
-          <w:szCs w:val="32"/>
+          <w:sz w:val="36"/>
+          <w:szCs w:val="36"/>
         </w:rPr>
         <w:t>CURS</w:t>
       </w:r>
       <w:r>
         <w:rPr>
           <w:caps/>
-          <w:sz w:val="32"/>
-          <w:szCs w:val="32"/>
+          <w:sz w:val="36"/>
+          <w:szCs w:val="36"/>
         </w:rPr>
         <w:t>U</w:t>
       </w:r>
       <w:r>
         <w:rPr>
           <w:caps/>
-          <w:sz w:val="32"/>
-          <w:szCs w:val="32"/>
+          <w:sz w:val="36"/>
+          <w:szCs w:val="36"/>
         </w:rPr>
         <w:t>S</w:t>
       </w:r>
@@ -428,16 +428,16 @@
       <w:r>
         <w:rPr>
           <w:caps/>
-          <w:sz w:val="32"/>
-          <w:szCs w:val="32"/>
+          <w:sz w:val="36"/>
+          <w:szCs w:val="36"/>
         </w:rPr>
         <w:t>_</w:t>
       </w:r>
       <w:r>
         <w:rPr>
           <w:caps/>
-          <w:sz w:val="32"/>
-          <w:szCs w:val="32"/>
+          <w:sz w:val="36"/>
+          <w:szCs w:val="36"/>
         </w:rPr>
         <w:t>TITLE_</w:t>
       </w:r>
@@ -445,16 +445,16 @@
       <w:r>
         <w:rPr>
           <w:caps/>
-          <w:sz w:val="32"/>
-          <w:szCs w:val="32"/>
+          <w:sz w:val="36"/>
+          <w:szCs w:val="36"/>
         </w:rPr>
         <w:t>FR</w:t>
       </w:r>
       <w:r>
         <w:rPr>
           <w:caps/>
-          <w:sz w:val="32"/>
-          <w:szCs w:val="32"/>
+          <w:sz w:val="36"/>
+          <w:szCs w:val="36"/>
         </w:rPr>
         <w:t xml:space="preserve"> }</w:t>
       </w:r>
@@ -462,8 +462,8 @@
       <w:r>
         <w:rPr>
           <w:caps/>
-          <w:sz w:val="32"/>
-          <w:szCs w:val="32"/>
+          <w:sz w:val="36"/>
+          <w:szCs w:val="36"/>
         </w:rPr>
         <w:t>}</w:t>
       </w:r>
@@ -553,13 +553,12 @@
         <w:rPr>
           <w:noProof/>
         </w:rPr>
-        <w:t>16 mai 2026</w:t>
+        <w:t>18 mai 2026</w:t>
       </w:r>
       <w:r>
         <w:fldChar w:fldCharType="end"/>
       </w:r>
     </w:p>
-    <w:p/>
     <w:p>
       <w:pPr>
         <w:jc w:val="right"/>
@@ -1271,29 +1270,45 @@
         <w:t xml:space="preserve"> %}</w:t>
       </w:r>
     </w:p>
+    <w:p/>
     <w:p>
-      <w:r>
-        <w:br w:type="page"/>
+      <w:pPr>
+        <w:jc w:val="right"/>
+      </w:pPr>
+      <w:r>
+        <w:t xml:space="preserve">Fait à Paris, le </w:t>
+      </w:r>
+      <w:r>
+        <w:fldChar w:fldCharType="begin"/>
+      </w:r>
+      <w:r>
+        <w:instrText xml:space="preserve"> TIME \@ "d MMMM yyyy" </w:instrText>
+      </w:r>
+      <w:r>
+        <w:fldChar w:fldCharType="separate"/>
+      </w:r>
+      <w:r>
+        <w:rPr>
+          <w:noProof/>
+        </w:rPr>
+        <w:t>18 mai 2026</w:t>
+      </w:r>
+      <w:r>
+        <w:fldChar w:fldCharType="end"/>
       </w:r>
     </w:p>
     <w:p>
+      <w:pPr>
+        <w:jc w:val="right"/>
+      </w:pPr>
       <w:r>
         <w:rPr>
           <w:noProof/>
         </w:rPr>
-        <w:lastRenderedPageBreak/>
         <w:drawing>
-          <wp:anchor distT="0" distB="0" distL="114300" distR="114300" simplePos="0" relativeHeight="251660288" behindDoc="1" locked="0" layoutInCell="1" allowOverlap="1" wp14:anchorId="5E5A6660" wp14:editId="773BF7AE">
-            <wp:simplePos x="0" y="0"/>
-            <wp:positionH relativeFrom="column">
-              <wp:posOffset>3198495</wp:posOffset>
-            </wp:positionH>
-            <wp:positionV relativeFrom="paragraph">
-              <wp:posOffset>1758315</wp:posOffset>
-            </wp:positionV>
-            <wp:extent cx="2300605" cy="1421260"/>
-            <wp:effectExtent l="0" t="0" r="4445" b="7620"/>
-            <wp:wrapNone/>
+          <wp:inline distT="0" distB="0" distL="0" distR="0" wp14:anchorId="60FA7F65" wp14:editId="4C6A61AF">
+            <wp:extent cx="3008604" cy="1215179"/>
+            <wp:effectExtent l="0" t="0" r="1905" b="4445"/>
             <wp:docPr id="116609586" name="Image 2"/>
             <wp:cNvGraphicFramePr>
               <a:graphicFrameLocks xmlns:a="http://schemas.openxmlformats.org/drawingml/2006/main" noChangeAspect="1"/>
@@ -1307,7 +1322,7 @@
                       <a:picLocks noChangeAspect="1" noChangeArrowheads="1"/>
                     </pic:cNvPicPr>
                   </pic:nvPicPr>
-                  <pic:blipFill>
+                  <pic:blipFill rotWithShape="1">
                     <a:blip r:embed="rId12">
                       <a:extLst>
                         <a:ext uri="{28A0092B-C50C-407E-A947-70E740481C1C}">
@@ -1315,7 +1330,7 @@
                         </a:ext>
                       </a:extLst>
                     </a:blip>
-                    <a:srcRect/>
+                    <a:srcRect t="34620"/>
                     <a:stretch>
                       <a:fillRect/>
                     </a:stretch>
@@ -1323,7 +1338,7 @@
                   <pic:spPr bwMode="auto">
                     <a:xfrm>
                       <a:off x="0" y="0"/>
-                      <a:ext cx="2300605" cy="1421260"/>
+                      <a:ext cx="3028074" cy="1223043"/>
                     </a:xfrm>
                     <a:prstGeom prst="rect">
                       <a:avLst/>
@@ -1332,27 +1347,32 @@
                     <a:ln>
                       <a:noFill/>
                     </a:ln>
+                    <a:extLst>
+                      <a:ext uri="{53640926-AAD7-44D8-BBD7-CCE9431645EC}">
+                        <a14:shadowObscured xmlns:a14="http://schemas.microsoft.com/office/drawing/2010/main"/>
+                      </a:ext>
+                    </a:extLst>
                   </pic:spPr>
                 </pic:pic>
               </a:graphicData>
             </a:graphic>
-            <wp14:sizeRelH relativeFrom="margin">
-              <wp14:pctWidth>0</wp14:pctWidth>
-            </wp14:sizeRelH>
-            <wp14:sizeRelV relativeFrom="margin">
-              <wp14:pctHeight>0</wp14:pctHeight>
-            </wp14:sizeRelV>
-          </wp:anchor>
+          </wp:inline>
         </w:drawing>
       </w:r>
       <w:r>
+        <w:br w:type="page"/>
+      </w:r>
+    </w:p>
+    <w:p>
+      <w:r>
         <w:rPr>
           <w:noProof/>
         </w:rPr>
+        <w:lastRenderedPageBreak/>
         <w:drawing>
-          <wp:inline distT="0" distB="0" distL="0" distR="0" wp14:anchorId="03987047" wp14:editId="5C6AB043">
-            <wp:extent cx="5302885" cy="3484880"/>
-            <wp:effectExtent l="0" t="0" r="0" b="1270"/>
+          <wp:inline distT="0" distB="0" distL="0" distR="0" wp14:anchorId="03987047" wp14:editId="2E201FB2">
+            <wp:extent cx="4174283" cy="2743200"/>
+            <wp:effectExtent l="0" t="0" r="0" b="0"/>
             <wp:docPr id="1638806406" name="Image 1"/>
             <wp:cNvGraphicFramePr>
               <a:graphicFrameLocks xmlns:a="http://schemas.openxmlformats.org/drawingml/2006/main" noChangeAspect="1"/>
@@ -1373,7 +1393,7 @@
                   <pic:spPr>
                     <a:xfrm>
                       <a:off x="0" y="0"/>
-                      <a:ext cx="5302885" cy="3484880"/>
+                      <a:ext cx="4184704" cy="2750048"/>
                     </a:xfrm>
                     <a:prstGeom prst="rect">
                       <a:avLst/>
@@ -1455,9 +1475,9 @@
           <w:noProof/>
         </w:rPr>
         <w:drawing>
-          <wp:inline distT="0" distB="0" distL="0" distR="0" wp14:anchorId="39CD6777" wp14:editId="46F5C418">
-            <wp:extent cx="4977517" cy="511157"/>
-            <wp:effectExtent l="0" t="0" r="0" b="3810"/>
+          <wp:inline distT="0" distB="0" distL="0" distR="0" wp14:anchorId="39CD6777" wp14:editId="4418773F">
+            <wp:extent cx="3826933" cy="393000"/>
+            <wp:effectExtent l="0" t="0" r="2540" b="7620"/>
             <wp:docPr id="889526015" name="Image 3"/>
             <wp:cNvGraphicFramePr>
               <a:graphicFrameLocks xmlns:a="http://schemas.openxmlformats.org/drawingml/2006/main" noChangeAspect="1"/>
@@ -1487,7 +1507,7 @@
                   <pic:spPr bwMode="auto">
                     <a:xfrm>
                       <a:off x="0" y="0"/>
-                      <a:ext cx="4993574" cy="512806"/>
+                      <a:ext cx="3937071" cy="404310"/>
                     </a:xfrm>
                     <a:prstGeom prst="rect">
                       <a:avLst/>
@@ -1741,13 +1761,14 @@
         <w:ind w:left="-1134" w:right="-851"/>
         <w:jc w:val="center"/>
       </w:pPr>
-      <w:proofErr w:type="spellStart"/>
-      <w:r>
-        <w:t>Numérod’identification</w:t>
-      </w:r>
-      <w:proofErr w:type="spellEnd"/>
-      <w:r>
-        <w:t xml:space="preserve"> de l’étudiant/ Student identification </w:t>
+      <w:r>
+        <w:t>Numéro</w:t>
+      </w:r>
+      <w:r>
+        <w:t xml:space="preserve"> </w:t>
+      </w:r>
+      <w:r>
+        <w:t xml:space="preserve">d’identification de l’étudiant/ Student identification </w:t>
       </w:r>
       <w:proofErr w:type="spellStart"/>
       <w:r>
@@ -1797,22 +1818,15 @@
       <w:pPr>
         <w:spacing w:after="0"/>
         <w:ind w:right="-851"/>
-        <w:jc w:val="center"/>
-      </w:pPr>
-    </w:p>
-    <w:p>
-      <w:pPr>
-        <w:spacing w:after="0"/>
-        <w:ind w:right="-851"/>
       </w:pPr>
       <w:r>
         <w:rPr>
           <w:noProof/>
         </w:rPr>
         <w:drawing>
-          <wp:inline distT="0" distB="0" distL="0" distR="0" wp14:anchorId="48954347" wp14:editId="0315116F">
-            <wp:extent cx="5447402" cy="3861435"/>
-            <wp:effectExtent l="0" t="0" r="1270" b="5715"/>
+          <wp:inline distT="0" distB="0" distL="0" distR="0" wp14:anchorId="48954347" wp14:editId="6E4FE166">
+            <wp:extent cx="4790104" cy="3395504"/>
+            <wp:effectExtent l="0" t="0" r="0" b="0"/>
             <wp:docPr id="568984885" name="Image 4"/>
             <wp:cNvGraphicFramePr>
               <a:graphicFrameLocks xmlns:a="http://schemas.openxmlformats.org/drawingml/2006/main" noChangeAspect="1"/>
@@ -1842,7 +1856,7 @@
                   <pic:spPr bwMode="auto">
                     <a:xfrm>
                       <a:off x="0" y="0"/>
-                      <a:ext cx="5472578" cy="3879281"/>
+                      <a:ext cx="4821869" cy="3418021"/>
                     </a:xfrm>
                     <a:prstGeom prst="rect">
                       <a:avLst/>

--- a/public/diplome_v3.docx
+++ b/public/diplome_v3.docx
@@ -1082,19 +1082,19 @@
     <w:tbl>
       <w:tblPr>
         <w:tblStyle w:val="Grilledutableau"/>
-        <w:tblW w:w="7366" w:type="dxa"/>
+        <w:tblW w:w="8075" w:type="dxa"/>
         <w:tblLayout w:type="fixed"/>
         <w:tblLook w:val="04A0" w:firstRow="1" w:lastRow="0" w:firstColumn="1" w:lastColumn="0" w:noHBand="0" w:noVBand="1"/>
       </w:tblPr>
       <w:tblGrid>
-        <w:gridCol w:w="1271"/>
-        <w:gridCol w:w="5103"/>
-        <w:gridCol w:w="992"/>
+        <w:gridCol w:w="846"/>
+        <w:gridCol w:w="6095"/>
+        <w:gridCol w:w="1134"/>
       </w:tblGrid>
       <w:tr>
         <w:tc>
           <w:tcPr>
-            <w:tcW w:w="1271" w:type="dxa"/>
+            <w:tcW w:w="846" w:type="dxa"/>
           </w:tcPr>
           <w:p>
             <w:pPr>
@@ -1115,7 +1115,7 @@
         </w:tc>
         <w:tc>
           <w:tcPr>
-            <w:tcW w:w="5103" w:type="dxa"/>
+            <w:tcW w:w="6095" w:type="dxa"/>
           </w:tcPr>
           <w:p>
             <w:pPr>
@@ -1135,7 +1135,7 @@
         </w:tc>
         <w:tc>
           <w:tcPr>
-            <w:tcW w:w="992" w:type="dxa"/>
+            <w:tcW w:w="1134" w:type="dxa"/>
           </w:tcPr>
           <w:p>
             <w:pPr>
@@ -1162,12 +1162,12 @@
         <w:tblLook w:val="04A0" w:firstRow="1" w:lastRow="0" w:firstColumn="1" w:lastColumn="0" w:noHBand="0" w:noVBand="1"/>
       </w:tblPr>
       <w:tblGrid>
-        <w:gridCol w:w="7366"/>
+        <w:gridCol w:w="8075"/>
       </w:tblGrid>
       <w:tr>
         <w:tc>
           <w:tcPr>
-            <w:tcW w:w="7366" w:type="dxa"/>
+            <w:tcW w:w="8075" w:type="dxa"/>
           </w:tcPr>
           <w:p>
             <w:r>
@@ -1180,24 +1180,27 @@
     <w:tbl>
       <w:tblPr>
         <w:tblStyle w:val="Grilledutableau"/>
-        <w:tblW w:w="7366" w:type="dxa"/>
+        <w:tblW w:w="8075" w:type="dxa"/>
         <w:tblLayout w:type="fixed"/>
         <w:tblLook w:val="04A0" w:firstRow="1" w:lastRow="0" w:firstColumn="1" w:lastColumn="0" w:noHBand="0" w:noVBand="1"/>
       </w:tblPr>
       <w:tblGrid>
-        <w:gridCol w:w="1271"/>
-        <w:gridCol w:w="5103"/>
-        <w:gridCol w:w="992"/>
+        <w:gridCol w:w="846"/>
+        <w:gridCol w:w="6095"/>
+        <w:gridCol w:w="1134"/>
       </w:tblGrid>
       <w:tr>
         <w:tc>
           <w:tcPr>
-            <w:tcW w:w="1271" w:type="dxa"/>
+            <w:tcW w:w="846" w:type="dxa"/>
           </w:tcPr>
           <w:p>
             <w:proofErr w:type="gramStart"/>
             <w:r>
-              <w:t xml:space="preserve">{{ </w:t>
+              <w:t>{{</w:t>
+            </w:r>
+            <w:r>
+              <w:t xml:space="preserve"> </w:t>
             </w:r>
             <w:proofErr w:type="spellStart"/>
             <w:r>
@@ -1205,25 +1208,17 @@
             </w:r>
             <w:proofErr w:type="gramEnd"/>
             <w:r>
-              <w:t>.</w:t>
-            </w:r>
-            <w:proofErr w:type="gramStart"/>
-            <w:r>
-              <w:t>YEAR</w:t>
+              <w:t>.YEAR</w:t>
             </w:r>
             <w:proofErr w:type="spellEnd"/>
             <w:r>
-              <w:t xml:space="preserve"> }</w:t>
-            </w:r>
-            <w:proofErr w:type="gramEnd"/>
-            <w:r>
-              <w:t>} </w:t>
+              <w:t xml:space="preserve"> }}</w:t>
             </w:r>
           </w:p>
         </w:tc>
         <w:tc>
           <w:tcPr>
-            <w:tcW w:w="5103" w:type="dxa"/>
+            <w:tcW w:w="6095" w:type="dxa"/>
           </w:tcPr>
           <w:p>
             <w:proofErr w:type="gramStart"/>
@@ -1246,7 +1241,7 @@
         </w:tc>
         <w:tc>
           <w:tcPr>
-            <w:tcW w:w="992" w:type="dxa"/>
+            <w:tcW w:w="1134" w:type="dxa"/>
           </w:tcPr>
           <w:p>
             <w:r>

--- a/public/diplome_v3.docx
+++ b/public/diplome_v3.docx
@@ -113,7 +113,6 @@
       </w:r>
     </w:p>
     <w:p>
-      <w:proofErr w:type="gramStart"/>
       <w:r>
         <w:rPr>
           <w:b/>
@@ -133,15 +132,7 @@
           <w:b/>
           <w:bCs/>
         </w:rPr>
-        <w:t>STUDENT</w:t>
-      </w:r>
-      <w:proofErr w:type="gramEnd"/>
-      <w:r>
-        <w:rPr>
-          <w:b/>
-          <w:bCs/>
-        </w:rPr>
-        <w:t>_GENDER}</w:t>
+        <w:t>STUDENT_GENDER}</w:t>
       </w:r>
       <w:r>
         <w:rPr>
@@ -153,7 +144,6 @@
       <w:r>
         <w:t> </w:t>
       </w:r>
-      <w:proofErr w:type="gramStart"/>
       <w:r>
         <w:rPr>
           <w:b/>
@@ -180,23 +170,7 @@
           <w:b/>
           <w:bCs/>
         </w:rPr>
-        <w:t>STUDENT</w:t>
-      </w:r>
-      <w:proofErr w:type="gramEnd"/>
-      <w:r>
-        <w:rPr>
-          <w:b/>
-          <w:bCs/>
-        </w:rPr>
-        <w:t>_</w:t>
-      </w:r>
-      <w:proofErr w:type="gramStart"/>
-      <w:r>
-        <w:rPr>
-          <w:b/>
-          <w:bCs/>
-        </w:rPr>
-        <w:t>LNAME</w:t>
+        <w:t>STUDENT_LNAME</w:t>
       </w:r>
       <w:r>
         <w:rPr>
@@ -205,7 +179,6 @@
         </w:rPr>
         <w:t xml:space="preserve"> }</w:t>
       </w:r>
-      <w:proofErr w:type="gramEnd"/>
       <w:r>
         <w:rPr>
           <w:b/>
@@ -216,7 +189,6 @@
       <w:r>
         <w:t> </w:t>
       </w:r>
-      <w:proofErr w:type="gramStart"/>
       <w:r>
         <w:rPr>
           <w:b/>
@@ -236,23 +208,7 @@
           <w:b/>
           <w:bCs/>
         </w:rPr>
-        <w:t>STUDENT</w:t>
-      </w:r>
-      <w:proofErr w:type="gramEnd"/>
-      <w:r>
-        <w:rPr>
-          <w:b/>
-          <w:bCs/>
-        </w:rPr>
-        <w:t>_</w:t>
-      </w:r>
-      <w:proofErr w:type="gramStart"/>
-      <w:r>
-        <w:rPr>
-          <w:b/>
-          <w:bCs/>
-        </w:rPr>
-        <w:t>FNAME</w:t>
+        <w:t>STUDENT_FNAME</w:t>
       </w:r>
       <w:r>
         <w:rPr>
@@ -261,7 +217,6 @@
         </w:rPr>
         <w:t xml:space="preserve"> }</w:t>
       </w:r>
-      <w:proofErr w:type="gramEnd"/>
       <w:r>
         <w:rPr>
           <w:b/>
@@ -276,7 +231,6 @@
         <w:br/>
         <w:t xml:space="preserve">Né le, </w:t>
       </w:r>
-      <w:proofErr w:type="gramStart"/>
       <w:r>
         <w:t>{</w:t>
       </w:r>
@@ -287,39 +241,22 @@
         <w:t xml:space="preserve"> </w:t>
       </w:r>
       <w:r>
-        <w:t>STUDENT</w:t>
-      </w:r>
-      <w:proofErr w:type="gramEnd"/>
-      <w:r>
-        <w:t>_</w:t>
-      </w:r>
-      <w:proofErr w:type="gramStart"/>
-      <w:r>
-        <w:t>BIRTHDATE</w:t>
+        <w:t>STUDENT_BIRTHDATE</w:t>
       </w:r>
       <w:r>
         <w:t xml:space="preserve"> }</w:t>
       </w:r>
-      <w:proofErr w:type="gramEnd"/>
       <w:r>
         <w:t>}</w:t>
       </w:r>
       <w:r>
-        <w:t xml:space="preserve"> à </w:t>
-      </w:r>
-      <w:proofErr w:type="gramStart"/>
-      <w:r>
-        <w:t>{</w:t>
+        <w:t xml:space="preserve"> à {</w:t>
       </w:r>
       <w:r>
         <w:t xml:space="preserve">{ </w:t>
       </w:r>
       <w:r>
-        <w:t>STUDENT</w:t>
-      </w:r>
-      <w:proofErr w:type="gramEnd"/>
-      <w:r>
-        <w:t>_BIRTHTOWN</w:t>
+        <w:t>STUDENT_BIRTHTOWN</w:t>
       </w:r>
       <w:r>
         <w:t xml:space="preserve"> </w:t>
@@ -337,11 +274,9 @@
         </w:rPr>
         <w:br/>
       </w:r>
-      <w:proofErr w:type="spellStart"/>
       <w:r>
         <w:t>à</w:t>
       </w:r>
-      <w:proofErr w:type="spellEnd"/>
       <w:r>
         <w:t xml:space="preserve"> obtenu en </w:t>
       </w:r>
@@ -381,91 +316,15 @@
           <w:sz w:val="36"/>
           <w:szCs w:val="36"/>
         </w:rPr>
-        <w:t xml:space="preserve">DIPLôME DE </w:t>
-      </w:r>
-      <w:proofErr w:type="gramStart"/>
+        <w:t xml:space="preserve">DIPLôME </w:t>
+      </w:r>
       <w:r>
         <w:rPr>
           <w:caps/>
           <w:sz w:val="36"/>
           <w:szCs w:val="36"/>
         </w:rPr>
-        <w:t>{</w:t>
-      </w:r>
-      <w:r>
-        <w:rPr>
-          <w:caps/>
-          <w:sz w:val="36"/>
-          <w:szCs w:val="36"/>
-        </w:rPr>
-        <w:t xml:space="preserve">{ </w:t>
-      </w:r>
-      <w:r>
-        <w:rPr>
-          <w:caps/>
-          <w:sz w:val="36"/>
-          <w:szCs w:val="36"/>
-        </w:rPr>
-        <w:t>CURS</w:t>
-      </w:r>
-      <w:r>
-        <w:rPr>
-          <w:caps/>
-          <w:sz w:val="36"/>
-          <w:szCs w:val="36"/>
-        </w:rPr>
-        <w:t>U</w:t>
-      </w:r>
-      <w:r>
-        <w:rPr>
-          <w:caps/>
-          <w:sz w:val="36"/>
-          <w:szCs w:val="36"/>
-        </w:rPr>
-        <w:t>S</w:t>
-      </w:r>
-      <w:proofErr w:type="gramEnd"/>
-      <w:r>
-        <w:rPr>
-          <w:caps/>
-          <w:sz w:val="36"/>
-          <w:szCs w:val="36"/>
-        </w:rPr>
-        <w:t>_</w:t>
-      </w:r>
-      <w:r>
-        <w:rPr>
-          <w:caps/>
-          <w:sz w:val="36"/>
-          <w:szCs w:val="36"/>
-        </w:rPr>
-        <w:t>TITLE_</w:t>
-      </w:r>
-      <w:proofErr w:type="gramStart"/>
-      <w:r>
-        <w:rPr>
-          <w:caps/>
-          <w:sz w:val="36"/>
-          <w:szCs w:val="36"/>
-        </w:rPr>
-        <w:t>FR</w:t>
-      </w:r>
-      <w:r>
-        <w:rPr>
-          <w:caps/>
-          <w:sz w:val="36"/>
-          <w:szCs w:val="36"/>
-        </w:rPr>
-        <w:t xml:space="preserve"> }</w:t>
-      </w:r>
-      <w:proofErr w:type="gramEnd"/>
-      <w:r>
-        <w:rPr>
-          <w:caps/>
-          <w:sz w:val="36"/>
-          <w:szCs w:val="36"/>
-        </w:rPr>
-        <w:t>}</w:t>
+        <w:t>{{ "d’" ~ CURSUS_TITLE_FR | replace("de A","d’A") }}</w:t>
       </w:r>
     </w:p>
     <w:p>
@@ -553,7 +412,7 @@
         <w:rPr>
           <w:noProof/>
         </w:rPr>
-        <w:t>18 mai 2026</w:t>
+        <w:t>22 mai 2026</w:t>
       </w:r>
       <w:r>
         <w:fldChar w:fldCharType="end"/>
@@ -669,7 +528,6 @@
       </w:r>
     </w:p>
     <w:p>
-      <w:proofErr w:type="gramStart"/>
       <w:r>
         <w:rPr>
           <w:b/>
@@ -696,23 +554,7 @@
           <w:b/>
           <w:bCs/>
         </w:rPr>
-        <w:t>STUDENT</w:t>
-      </w:r>
-      <w:proofErr w:type="gramEnd"/>
-      <w:r>
-        <w:rPr>
-          <w:b/>
-          <w:bCs/>
-        </w:rPr>
-        <w:t>_</w:t>
-      </w:r>
-      <w:proofErr w:type="gramStart"/>
-      <w:r>
-        <w:rPr>
-          <w:b/>
-          <w:bCs/>
-        </w:rPr>
-        <w:t>GENDER</w:t>
+        <w:t>STUDENT_GENDER</w:t>
       </w:r>
       <w:r>
         <w:rPr>
@@ -721,7 +563,6 @@
         </w:rPr>
         <w:t xml:space="preserve"> }</w:t>
       </w:r>
-      <w:proofErr w:type="gramEnd"/>
       <w:r>
         <w:rPr>
           <w:b/>
@@ -732,7 +573,6 @@
       <w:r>
         <w:t> </w:t>
       </w:r>
-      <w:proofErr w:type="gramStart"/>
       <w:r>
         <w:rPr>
           <w:b/>
@@ -752,23 +592,7 @@
           <w:b/>
           <w:bCs/>
         </w:rPr>
-        <w:t>STUDENT</w:t>
-      </w:r>
-      <w:proofErr w:type="gramEnd"/>
-      <w:r>
-        <w:rPr>
-          <w:b/>
-          <w:bCs/>
-        </w:rPr>
-        <w:t>_</w:t>
-      </w:r>
-      <w:proofErr w:type="gramStart"/>
-      <w:r>
-        <w:rPr>
-          <w:b/>
-          <w:bCs/>
-        </w:rPr>
-        <w:t>LNAME</w:t>
+        <w:t>STUDENT_LNAME</w:t>
       </w:r>
       <w:r>
         <w:rPr>
@@ -777,7 +601,6 @@
         </w:rPr>
         <w:t xml:space="preserve"> }</w:t>
       </w:r>
-      <w:proofErr w:type="gramEnd"/>
       <w:r>
         <w:rPr>
           <w:b/>
@@ -788,7 +611,6 @@
       <w:r>
         <w:t> </w:t>
       </w:r>
-      <w:proofErr w:type="gramStart"/>
       <w:r>
         <w:rPr>
           <w:b/>
@@ -808,23 +630,7 @@
           <w:b/>
           <w:bCs/>
         </w:rPr>
-        <w:t>STUDENT</w:t>
-      </w:r>
-      <w:proofErr w:type="gramEnd"/>
-      <w:r>
-        <w:rPr>
-          <w:b/>
-          <w:bCs/>
-        </w:rPr>
-        <w:t>_</w:t>
-      </w:r>
-      <w:proofErr w:type="gramStart"/>
-      <w:r>
-        <w:rPr>
-          <w:b/>
-          <w:bCs/>
-        </w:rPr>
-        <w:t>FNAME</w:t>
+        <w:t>STUDENT_FNAME</w:t>
       </w:r>
       <w:r>
         <w:rPr>
@@ -833,7 +639,6 @@
         </w:rPr>
         <w:t xml:space="preserve"> }</w:t>
       </w:r>
-      <w:proofErr w:type="gramEnd"/>
       <w:r>
         <w:rPr>
           <w:b/>
@@ -848,7 +653,6 @@
         <w:br/>
         <w:t xml:space="preserve">Né le, </w:t>
       </w:r>
-      <w:proofErr w:type="gramStart"/>
       <w:r>
         <w:t>{</w:t>
       </w:r>
@@ -856,27 +660,86 @@
         <w:t xml:space="preserve">{ </w:t>
       </w:r>
       <w:r>
-        <w:t>STUDENT</w:t>
-      </w:r>
-      <w:proofErr w:type="gramEnd"/>
-      <w:r>
-        <w:t>_</w:t>
-      </w:r>
-      <w:proofErr w:type="gramStart"/>
-      <w:r>
-        <w:t>BIRTHDATE</w:t>
+        <w:t>STUDENT_BIRTHDATE</w:t>
       </w:r>
       <w:r>
         <w:t xml:space="preserve"> }</w:t>
       </w:r>
-      <w:proofErr w:type="gramEnd"/>
       <w:r>
         <w:t>}</w:t>
       </w:r>
       <w:r>
-        <w:t xml:space="preserve"> à </w:t>
-      </w:r>
-      <w:proofErr w:type="gramStart"/>
+        <w:t xml:space="preserve"> à {</w:t>
+      </w:r>
+      <w:r>
+        <w:t xml:space="preserve">{ </w:t>
+      </w:r>
+      <w:r>
+        <w:t>STUDENT_BIRTHTOWN</w:t>
+      </w:r>
+      <w:r>
+        <w:t xml:space="preserve"> }</w:t>
+      </w:r>
+      <w:r>
+        <w:t>} ({</w:t>
+      </w:r>
+      <w:r>
+        <w:t xml:space="preserve">{ </w:t>
+      </w:r>
+      <w:r>
+        <w:t>STUDENT_BIRTHDEPARTMENT</w:t>
+      </w:r>
+      <w:r>
+        <w:t xml:space="preserve"> </w:t>
+      </w:r>
+      <w:r>
+        <w:t>}</w:t>
+      </w:r>
+      <w:r>
+        <w:t>}</w:t>
+      </w:r>
+      <w:r>
+        <w:t>)</w:t>
+      </w:r>
+      <w:r>
+        <w:br/>
+      </w:r>
+      <w:r>
+        <w:t>à</w:t>
+      </w:r>
+      <w:r>
+        <w:t xml:space="preserve"> obtenu en </w:t>
+      </w:r>
+      <w:r>
+        <w:fldChar w:fldCharType="begin"/>
+      </w:r>
+      <w:r>
+        <w:instrText xml:space="preserve"> TIME \@ "MMMM yy" </w:instrText>
+      </w:r>
+      <w:r>
+        <w:fldChar w:fldCharType="separate"/>
+      </w:r>
+      <w:r>
+        <w:rPr>
+          <w:noProof/>
+        </w:rPr>
+        <w:t>mai 26</w:t>
+      </w:r>
+      <w:r>
+        <w:fldChar w:fldCharType="end"/>
+      </w:r>
+      <w:r>
+        <w:t xml:space="preserve"> </w:t>
+      </w:r>
+      <w:r>
+        <w:t xml:space="preserve">à </w:t>
+      </w:r>
+      <w:r>
+        <w:t xml:space="preserve">l’issue du </w:t>
+      </w:r>
+      <w:r>
+        <w:t xml:space="preserve">cursus </w:t>
+      </w:r>
       <w:r>
         <w:t>{</w:t>
       </w:r>
@@ -884,112 +747,56 @@
         <w:t xml:space="preserve">{ </w:t>
       </w:r>
       <w:r>
-        <w:t>STUDENT</w:t>
-      </w:r>
-      <w:proofErr w:type="gramEnd"/>
-      <w:r>
-        <w:t>_</w:t>
-      </w:r>
-      <w:proofErr w:type="gramStart"/>
-      <w:r>
-        <w:t>BIRTHTOWN</w:t>
-      </w:r>
-      <w:r>
-        <w:t xml:space="preserve"> }</w:t>
-      </w:r>
-      <w:proofErr w:type="gramEnd"/>
-      <w:r>
-        <w:t>} (</w:t>
-      </w:r>
-      <w:proofErr w:type="gramStart"/>
-      <w:r>
-        <w:t>{</w:t>
-      </w:r>
-      <w:r>
-        <w:t xml:space="preserve">{ </w:t>
-      </w:r>
-      <w:r>
-        <w:t>STUDENT</w:t>
-      </w:r>
-      <w:proofErr w:type="gramEnd"/>
-      <w:r>
-        <w:t>_BIRTHDEPARTMENT</w:t>
-      </w:r>
-      <w:r>
-        <w:t xml:space="preserve"> </w:t>
+        <w:t>"</w:t>
+      </w:r>
+      <w:r>
+        <w:t>d’</w:t>
+      </w:r>
+      <w:r>
+        <w:t>"</w:t>
+      </w:r>
+      <w:r>
+        <w:t xml:space="preserve"> ~ </w:t>
+      </w:r>
+      <w:r>
+        <w:t>CURSUS</w:t>
+      </w:r>
+      <w:r>
+        <w:t>_TITLE_FR</w:t>
+      </w:r>
+      <w:r>
+        <w:t xml:space="preserve"> | replace</w:t>
+      </w:r>
+      <w:r>
+        <w:t>(</w:t>
+      </w:r>
+      <w:r>
+        <w:t>"</w:t>
+      </w:r>
+      <w:r>
+        <w:t>de A</w:t>
+      </w:r>
+      <w:r>
+        <w:t>"</w:t>
+      </w:r>
+      <w:r>
+        <w:t>,</w:t>
+      </w:r>
+      <w:r>
+        <w:t>"</w:t>
+      </w:r>
+      <w:r>
+        <w:t>d’A</w:t>
+      </w:r>
+      <w:r>
+        <w:t>"</w:t>
+      </w:r>
+      <w:r>
+        <w:t xml:space="preserve">) </w:t>
       </w:r>
       <w:r>
         <w:t>}</w:t>
       </w:r>
-      <w:r>
-        <w:t>}</w:t>
-      </w:r>
-      <w:r>
-        <w:t>)</w:t>
-      </w:r>
-      <w:r>
-        <w:br/>
-      </w:r>
-      <w:proofErr w:type="spellStart"/>
-      <w:r>
-        <w:t>à</w:t>
-      </w:r>
-      <w:proofErr w:type="spellEnd"/>
-      <w:r>
-        <w:t xml:space="preserve"> obtenu en </w:t>
-      </w:r>
-      <w:r>
-        <w:fldChar w:fldCharType="begin"/>
-      </w:r>
-      <w:r>
-        <w:instrText xml:space="preserve"> TIME \@ "MMMM yy" </w:instrText>
-      </w:r>
-      <w:r>
-        <w:fldChar w:fldCharType="separate"/>
-      </w:r>
-      <w:r>
-        <w:rPr>
-          <w:noProof/>
-        </w:rPr>
-        <w:t>mai 26</w:t>
-      </w:r>
-      <w:r>
-        <w:fldChar w:fldCharType="end"/>
-      </w:r>
-      <w:r>
-        <w:t xml:space="preserve"> </w:t>
-      </w:r>
-      <w:r>
-        <w:t xml:space="preserve">à </w:t>
-      </w:r>
-      <w:r>
-        <w:t xml:space="preserve">l’issue du </w:t>
-      </w:r>
-      <w:r>
-        <w:t xml:space="preserve">cursus de </w:t>
-      </w:r>
-      <w:proofErr w:type="gramStart"/>
-      <w:r>
-        <w:t>{</w:t>
-      </w:r>
-      <w:r>
-        <w:t xml:space="preserve">{ </w:t>
-      </w:r>
-      <w:r>
-        <w:t>CURSUS</w:t>
-      </w:r>
-      <w:proofErr w:type="gramEnd"/>
-      <w:r>
-        <w:t>_</w:t>
-      </w:r>
-      <w:proofErr w:type="gramStart"/>
-      <w:r>
-        <w:t>NAME</w:t>
-      </w:r>
-      <w:r>
-        <w:t xml:space="preserve"> }</w:t>
-      </w:r>
-      <w:proofErr w:type="gramEnd"/>
       <w:r>
         <w:t xml:space="preserve">} </w:t>
       </w:r>
@@ -1004,7 +811,6 @@
           <w:lang w:val="en-US"/>
         </w:rPr>
       </w:pPr>
-      <w:proofErr w:type="gramStart"/>
       <w:r>
         <w:rPr>
           <w:b/>
@@ -1033,9 +839,8 @@
           <w:szCs w:val="28"/>
           <w:lang w:val="en-US"/>
         </w:rPr>
-        <w:t>CURSUS</w:t>
-      </w:r>
-      <w:proofErr w:type="gramEnd"/>
+        <w:t>CURSUS_DIPLOMA_AWARDED</w:t>
+      </w:r>
       <w:r>
         <w:rPr>
           <w:b/>
@@ -1044,30 +849,8 @@
           <w:szCs w:val="28"/>
           <w:lang w:val="en-US"/>
         </w:rPr>
-        <w:t>_DIPLOMA_</w:t>
-      </w:r>
-      <w:proofErr w:type="gramStart"/>
-      <w:r>
-        <w:rPr>
-          <w:b/>
-          <w:bCs/>
-          <w:sz w:val="28"/>
-          <w:szCs w:val="28"/>
-          <w:lang w:val="en-US"/>
-        </w:rPr>
-        <w:t>AWARDED</w:t>
-      </w:r>
-      <w:r>
-        <w:rPr>
-          <w:b/>
-          <w:bCs/>
-          <w:sz w:val="28"/>
-          <w:szCs w:val="28"/>
-          <w:lang w:val="en-US"/>
-        </w:rPr>
         <w:t xml:space="preserve"> }</w:t>
       </w:r>
-      <w:proofErr w:type="gramEnd"/>
       <w:r>
         <w:rPr>
           <w:b/>
@@ -1195,24 +978,14 @@
             <w:tcW w:w="846" w:type="dxa"/>
           </w:tcPr>
           <w:p>
-            <w:proofErr w:type="gramStart"/>
             <w:r>
               <w:t>{{</w:t>
             </w:r>
             <w:r>
               <w:t xml:space="preserve"> </w:t>
             </w:r>
-            <w:proofErr w:type="spellStart"/>
             <w:r>
-              <w:t>discipline</w:t>
-            </w:r>
-            <w:proofErr w:type="gramEnd"/>
-            <w:r>
-              <w:t>.YEAR</w:t>
-            </w:r>
-            <w:proofErr w:type="spellEnd"/>
-            <w:r>
-              <w:t xml:space="preserve"> }}</w:t>
+              <w:t>discipline.YEAR }}</w:t>
             </w:r>
           </w:p>
         </w:tc>
@@ -1221,21 +994,8 @@
             <w:tcW w:w="6095" w:type="dxa"/>
           </w:tcPr>
           <w:p>
-            <w:proofErr w:type="gramStart"/>
             <w:r>
-              <w:t xml:space="preserve">{{ </w:t>
-            </w:r>
-            <w:proofErr w:type="spellStart"/>
-            <w:r>
-              <w:t>discipline</w:t>
-            </w:r>
-            <w:proofErr w:type="gramEnd"/>
-            <w:r>
-              <w:t>.TITLE_FR</w:t>
-            </w:r>
-            <w:proofErr w:type="spellEnd"/>
-            <w:r>
-              <w:t xml:space="preserve"> }}</w:t>
+              <w:t>{{ discipline.TITLE_FR }}</w:t>
             </w:r>
           </w:p>
         </w:tc>
@@ -1254,15 +1014,7 @@
     </w:tbl>
     <w:p>
       <w:r>
-        <w:t xml:space="preserve">{% </w:t>
-      </w:r>
-      <w:proofErr w:type="spellStart"/>
-      <w:r>
-        <w:t>endfor</w:t>
-      </w:r>
-      <w:proofErr w:type="spellEnd"/>
-      <w:r>
-        <w:t xml:space="preserve"> %}</w:t>
+        <w:t>{% endfor %}</w:t>
       </w:r>
     </w:p>
     <w:p/>
@@ -1286,7 +1038,7 @@
         <w:rPr>
           <w:noProof/>
         </w:rPr>
-        <w:t>18 mai 2026</w:t>
+        <w:t>22 mai 2026</w:t>
       </w:r>
       <w:r>
         <w:fldChar w:fldCharType="end"/>
@@ -1532,30 +1284,31 @@
         <w:rPr>
           <w:lang w:val="en-US"/>
         </w:rPr>
-        <w:t>Nom de famille/ family name(s</w:t>
-      </w:r>
-      <w:proofErr w:type="gramStart"/>
-      <w:r>
-        <w:rPr>
+        <w:t xml:space="preserve">Nom de famille/ family name(s) : </w:t>
+      </w:r>
+      <w:r>
+        <w:rPr>
+          <w:b/>
+          <w:bCs/>
           <w:lang w:val="en-US"/>
         </w:rPr>
-        <w:t>) :</w:t>
-      </w:r>
-      <w:proofErr w:type="gramEnd"/>
-      <w:r>
-        <w:rPr>
+        <w:t>{</w:t>
+      </w:r>
+      <w:r>
+        <w:rPr>
+          <w:b/>
+          <w:bCs/>
           <w:lang w:val="en-US"/>
         </w:rPr>
-        <w:t xml:space="preserve"> </w:t>
-      </w:r>
-      <w:proofErr w:type="gramStart"/>
+        <w:t xml:space="preserve">{ </w:t>
+      </w:r>
       <w:r>
         <w:rPr>
           <w:b/>
           <w:bCs/>
           <w:lang w:val="en-US"/>
         </w:rPr>
-        <w:t>{</w:t>
+        <w:t>STUDENT_LNAME</w:t>
       </w:r>
       <w:r>
         <w:rPr>
@@ -1563,43 +1316,8 @@
           <w:bCs/>
           <w:lang w:val="en-US"/>
         </w:rPr>
-        <w:t xml:space="preserve">{ </w:t>
-      </w:r>
-      <w:r>
-        <w:rPr>
-          <w:b/>
-          <w:bCs/>
-          <w:lang w:val="en-US"/>
-        </w:rPr>
-        <w:t>STUDENT</w:t>
-      </w:r>
-      <w:proofErr w:type="gramEnd"/>
-      <w:r>
-        <w:rPr>
-          <w:b/>
-          <w:bCs/>
-          <w:lang w:val="en-US"/>
-        </w:rPr>
-        <w:t>_</w:t>
-      </w:r>
-      <w:proofErr w:type="gramStart"/>
-      <w:r>
-        <w:rPr>
-          <w:b/>
-          <w:bCs/>
-          <w:lang w:val="en-US"/>
-        </w:rPr>
-        <w:t>LNAME</w:t>
-      </w:r>
-      <w:r>
-        <w:rPr>
-          <w:b/>
-          <w:bCs/>
-          <w:lang w:val="en-US"/>
-        </w:rPr>
         <w:t xml:space="preserve"> }</w:t>
       </w:r>
-      <w:proofErr w:type="gramEnd"/>
       <w:r>
         <w:rPr>
           <w:b/>
@@ -1618,86 +1336,44 @@
           <w:lang w:val="en-US"/>
         </w:rPr>
       </w:pPr>
-      <w:proofErr w:type="spellStart"/>
       <w:r>
         <w:rPr>
           <w:lang w:val="en-US"/>
         </w:rPr>
-        <w:t>Prénom</w:t>
-      </w:r>
-      <w:proofErr w:type="spellEnd"/>
-      <w:r>
-        <w:rPr>
+        <w:t xml:space="preserve">Prénom(s) / Given name(s) : </w:t>
+      </w:r>
+      <w:r>
+        <w:rPr>
+          <w:b/>
+          <w:bCs/>
           <w:lang w:val="en-US"/>
         </w:rPr>
-        <w:t>(s) / Given name(s</w:t>
-      </w:r>
-      <w:proofErr w:type="gramStart"/>
-      <w:r>
-        <w:rPr>
+        <w:t>{</w:t>
+      </w:r>
+      <w:r>
+        <w:rPr>
+          <w:b/>
+          <w:bCs/>
           <w:lang w:val="en-US"/>
         </w:rPr>
-        <w:t>) :</w:t>
-      </w:r>
-      <w:proofErr w:type="gramEnd"/>
-      <w:r>
-        <w:rPr>
+        <w:t xml:space="preserve">{ </w:t>
+      </w:r>
+      <w:r>
+        <w:rPr>
+          <w:b/>
+          <w:bCs/>
           <w:lang w:val="en-US"/>
         </w:rPr>
-        <w:t xml:space="preserve"> </w:t>
-      </w:r>
-      <w:proofErr w:type="gramStart"/>
+        <w:t>STUDENT_FNAME</w:t>
+      </w:r>
       <w:r>
         <w:rPr>
           <w:b/>
           <w:bCs/>
           <w:lang w:val="en-US"/>
         </w:rPr>
-        <w:t>{</w:t>
-      </w:r>
-      <w:r>
-        <w:rPr>
-          <w:b/>
-          <w:bCs/>
-          <w:lang w:val="en-US"/>
-        </w:rPr>
-        <w:t xml:space="preserve">{ </w:t>
-      </w:r>
-      <w:r>
-        <w:rPr>
-          <w:b/>
-          <w:bCs/>
-          <w:lang w:val="en-US"/>
-        </w:rPr>
-        <w:t>STUDENT</w:t>
-      </w:r>
-      <w:proofErr w:type="gramEnd"/>
-      <w:r>
-        <w:rPr>
-          <w:b/>
-          <w:bCs/>
-          <w:lang w:val="en-US"/>
-        </w:rPr>
-        <w:t>_</w:t>
-      </w:r>
-      <w:proofErr w:type="gramStart"/>
-      <w:r>
-        <w:rPr>
-          <w:b/>
-          <w:bCs/>
-          <w:lang w:val="en-US"/>
-        </w:rPr>
-        <w:t>FNAME</w:t>
-      </w:r>
-      <w:r>
-        <w:rPr>
-          <w:b/>
-          <w:bCs/>
-          <w:lang w:val="en-US"/>
-        </w:rPr>
         <w:t xml:space="preserve"> }</w:t>
       </w:r>
-      <w:proofErr w:type="gramEnd"/>
       <w:r>
         <w:rPr>
           <w:b/>
@@ -1714,17 +1390,8 @@
         <w:jc w:val="center"/>
       </w:pPr>
       <w:r>
-        <w:t xml:space="preserve">Date de naissance /Date of </w:t>
-      </w:r>
-      <w:proofErr w:type="spellStart"/>
-      <w:r>
-        <w:t>birth</w:t>
-      </w:r>
-      <w:proofErr w:type="spellEnd"/>
-      <w:r>
-        <w:t xml:space="preserve"> : </w:t>
-      </w:r>
-      <w:proofErr w:type="gramStart"/>
+        <w:t xml:space="preserve">Date de naissance /Date of birth : </w:t>
+      </w:r>
       <w:r>
         <w:t>{</w:t>
       </w:r>
@@ -1732,20 +1399,11 @@
         <w:t xml:space="preserve">{ </w:t>
       </w:r>
       <w:r>
-        <w:t>STUDENT</w:t>
-      </w:r>
-      <w:proofErr w:type="gramEnd"/>
-      <w:r>
-        <w:t>_</w:t>
-      </w:r>
-      <w:proofErr w:type="gramStart"/>
-      <w:r>
-        <w:t>BIRTHDATE</w:t>
+        <w:t>STUDENT_BIRTHDATE</w:t>
       </w:r>
       <w:r>
         <w:t xml:space="preserve"> }</w:t>
       </w:r>
-      <w:proofErr w:type="gramEnd"/>
       <w:r>
         <w:t>}</w:t>
       </w:r>
@@ -1763,17 +1421,8 @@
         <w:t xml:space="preserve"> </w:t>
       </w:r>
       <w:r>
-        <w:t xml:space="preserve">d’identification de l’étudiant/ Student identification </w:t>
-      </w:r>
-      <w:proofErr w:type="spellStart"/>
-      <w:r>
-        <w:t>number</w:t>
-      </w:r>
-      <w:proofErr w:type="spellEnd"/>
-      <w:r>
-        <w:t xml:space="preserve"> : </w:t>
-      </w:r>
-      <w:proofErr w:type="gramStart"/>
+        <w:t xml:space="preserve">d’identification de l’étudiant/ Student identification number : </w:t>
+      </w:r>
       <w:r>
         <w:t>{</w:t>
       </w:r>
@@ -1784,20 +1433,14 @@
         <w:t xml:space="preserve"> </w:t>
       </w:r>
       <w:r>
-        <w:t>STUDENT</w:t>
-      </w:r>
-      <w:proofErr w:type="gramEnd"/>
-      <w:r>
-        <w:t>_</w:t>
-      </w:r>
-      <w:proofErr w:type="gramStart"/>
+        <w:t>STUDENT_</w:t>
+      </w:r>
       <w:r>
         <w:t>INE</w:t>
       </w:r>
       <w:r>
         <w:t xml:space="preserve"> }</w:t>
       </w:r>
-      <w:proofErr w:type="gramEnd"/>
       <w:r>
         <w:t>}</w:t>
       </w:r>

--- a/public/diplome_v3.docx
+++ b/public/diplome_v3.docx
@@ -3,8 +3,14 @@
 <w:document xmlns:wpc="http://schemas.microsoft.com/office/word/2010/wordprocessingCanvas" xmlns:cx="http://schemas.microsoft.com/office/drawing/2014/chartex" xmlns:cx1="http://schemas.microsoft.com/office/drawing/2015/9/8/chartex" xmlns:cx2="http://schemas.microsoft.com/office/drawing/2015/10/21/chartex" xmlns:cx3="http://schemas.microsoft.com/office/drawing/2016/5/9/chartex" xmlns:cx4="http://schemas.microsoft.com/office/drawing/2016/5/10/chartex" xmlns:cx5="http://schemas.microsoft.com/office/drawing/2016/5/11/chartex" xmlns:cx6="http://schemas.microsoft.com/office/drawing/2016/5/12/chartex" xmlns:cx7="http://schemas.microsoft.com/office/drawing/2016/5/13/chartex" xmlns:cx8="http://schemas.microsoft.com/office/drawing/2016/5/14/chartex" xmlns:mc="http://schemas.openxmlformats.org/markup-compatibility/2006" xmlns:aink="http://schemas.microsoft.com/office/drawing/2016/ink" xmlns:am3d="http://schemas.microsoft.com/office/drawing/2017/model3d" xmlns:o="urn:schemas-microsoft-com:office:office" xmlns:oel="http://schemas.microsoft.com/office/2019/extlst" xmlns:r="http://schemas.openxmlformats.org/officeDocument/2006/relationships" xmlns:m="http://schemas.openxmlformats.org/officeDocument/2006/math" xmlns:v="urn:schemas-microsoft-com:vml" xmlns:wp14="http://schemas.microsoft.com/office/word/2010/wordprocessingDrawing" xmlns:wp="http://schemas.openxmlformats.org/drawingml/2006/wordprocessingDrawing" xmlns:w10="urn:schemas-microsoft-com:office:word" xmlns:w="http://schemas.openxmlformats.org/wordprocessingml/2006/main" xmlns:w14="http://schemas.microsoft.com/office/word/2010/wordml" xmlns:w15="http://schemas.microsoft.com/office/word/2012/wordml" xmlns:w16cex="http://schemas.microsoft.com/office/word/2018/wordml/cex" xmlns:w16cid="http://schemas.microsoft.com/office/word/2016/wordml/cid" xmlns:w16="http://schemas.microsoft.com/office/word/2018/wordml" xmlns:w16du="http://schemas.microsoft.com/office/word/2023/wordml/word16du" xmlns:w16sdtdh="http://schemas.microsoft.com/office/word/2020/wordml/sdtdatahash" xmlns:w16sdtfl="http://schemas.microsoft.com/office/word/2024/wordml/sdtformatlock" xmlns:w16se="http://schemas.microsoft.com/office/word/2015/wordml/symex" xmlns:wpg="http://schemas.microsoft.com/office/word/2010/wordprocessingGroup" xmlns:wpi="http://schemas.microsoft.com/office/word/2010/wordprocessingInk" xmlns:wne="http://schemas.microsoft.com/office/word/2006/wordml" xmlns:wps="http://schemas.microsoft.com/office/word/2010/wordprocessingShape" mc:Ignorable="w14 w15 w16se w16cid w16 w16cex w16sdtdh w16sdtfl w16du wp14">
   <w:body>
     <w:p>
-      <w:r>
-        <w:rPr>
+      <w:pPr>
+        <w:rPr>
+          <w:rFonts w:ascii="Gotham Book" w:hAnsi="Gotham Book"/>
+        </w:rPr>
+      </w:pPr>
+      <w:r>
+        <w:rPr>
+          <w:rFonts w:ascii="Gotham Book" w:hAnsi="Gotham Book"/>
           <w:noProof/>
         </w:rPr>
         <w:drawing>
@@ -73,6 +79,7 @@
       </w:r>
       <w:r>
         <w:rPr>
+          <w:rFonts w:ascii="Gotham Book" w:hAnsi="Gotham Book"/>
           <w:noProof/>
         </w:rPr>
         <w:drawing>
@@ -113,8 +120,14 @@
       </w:r>
     </w:p>
     <w:p>
-      <w:r>
-        <w:rPr>
+      <w:pPr>
+        <w:rPr>
+          <w:rFonts w:ascii="Gotham Book" w:hAnsi="Gotham Book"/>
+        </w:rPr>
+      </w:pPr>
+      <w:r>
+        <w:rPr>
+          <w:rFonts w:ascii="Gotham Book" w:hAnsi="Gotham Book"/>
           <w:b/>
           <w:bCs/>
         </w:rPr>
@@ -122,6 +135,7 @@
       </w:r>
       <w:r>
         <w:rPr>
+          <w:rFonts w:ascii="Gotham Book" w:hAnsi="Gotham Book"/>
           <w:b/>
           <w:bCs/>
         </w:rPr>
@@ -129,6 +143,7 @@
       </w:r>
       <w:r>
         <w:rPr>
+          <w:rFonts w:ascii="Gotham Book" w:hAnsi="Gotham Book"/>
           <w:b/>
           <w:bCs/>
         </w:rPr>
@@ -136,16 +151,21 @@
       </w:r>
       <w:r>
         <w:rPr>
+          <w:rFonts w:ascii="Gotham Book" w:hAnsi="Gotham Book"/>
           <w:b/>
           <w:bCs/>
         </w:rPr>
         <w:t>}</w:t>
       </w:r>
       <w:r>
+        <w:rPr>
+          <w:rFonts w:ascii="Gotham Book" w:hAnsi="Gotham Book"/>
+        </w:rPr>
         <w:t> </w:t>
       </w:r>
       <w:r>
         <w:rPr>
+          <w:rFonts w:ascii="Gotham Book" w:hAnsi="Gotham Book"/>
           <w:b/>
           <w:bCs/>
         </w:rPr>
@@ -153,6 +173,7 @@
       </w:r>
       <w:r>
         <w:rPr>
+          <w:rFonts w:ascii="Gotham Book" w:hAnsi="Gotham Book"/>
           <w:b/>
           <w:bCs/>
         </w:rPr>
@@ -160,6 +181,7 @@
       </w:r>
       <w:r>
         <w:rPr>
+          <w:rFonts w:ascii="Gotham Book" w:hAnsi="Gotham Book"/>
           <w:b/>
           <w:bCs/>
         </w:rPr>
@@ -167,6 +189,7 @@
       </w:r>
       <w:r>
         <w:rPr>
+          <w:rFonts w:ascii="Gotham Book" w:hAnsi="Gotham Book"/>
           <w:b/>
           <w:bCs/>
         </w:rPr>
@@ -174,6 +197,7 @@
       </w:r>
       <w:r>
         <w:rPr>
+          <w:rFonts w:ascii="Gotham Book" w:hAnsi="Gotham Book"/>
           <w:b/>
           <w:bCs/>
         </w:rPr>
@@ -181,16 +205,21 @@
       </w:r>
       <w:r>
         <w:rPr>
+          <w:rFonts w:ascii="Gotham Book" w:hAnsi="Gotham Book"/>
           <w:b/>
           <w:bCs/>
         </w:rPr>
         <w:t>}</w:t>
       </w:r>
       <w:r>
+        <w:rPr>
+          <w:rFonts w:ascii="Gotham Book" w:hAnsi="Gotham Book"/>
+        </w:rPr>
         <w:t> </w:t>
       </w:r>
       <w:r>
         <w:rPr>
+          <w:rFonts w:ascii="Gotham Book" w:hAnsi="Gotham Book"/>
           <w:b/>
           <w:bCs/>
         </w:rPr>
@@ -198,6 +227,7 @@
       </w:r>
       <w:r>
         <w:rPr>
+          <w:rFonts w:ascii="Gotham Book" w:hAnsi="Gotham Book"/>
           <w:b/>
           <w:bCs/>
         </w:rPr>
@@ -205,6 +235,7 @@
       </w:r>
       <w:r>
         <w:rPr>
+          <w:rFonts w:ascii="Gotham Book" w:hAnsi="Gotham Book"/>
           <w:b/>
           <w:bCs/>
         </w:rPr>
@@ -212,6 +243,7 @@
       </w:r>
       <w:r>
         <w:rPr>
+          <w:rFonts w:ascii="Gotham Book" w:hAnsi="Gotham Book"/>
           <w:b/>
           <w:bCs/>
         </w:rPr>
@@ -219,92 +251,147 @@
       </w:r>
       <w:r>
         <w:rPr>
+          <w:rFonts w:ascii="Gotham Book" w:hAnsi="Gotham Book"/>
           <w:b/>
           <w:bCs/>
         </w:rPr>
         <w:t>}</w:t>
       </w:r>
       <w:r>
+        <w:rPr>
+          <w:rFonts w:ascii="Gotham Book" w:hAnsi="Gotham Book"/>
+        </w:rPr>
         <w:t> </w:t>
       </w:r>
       <w:r>
+        <w:rPr>
+          <w:rFonts w:ascii="Gotham Book" w:hAnsi="Gotham Book"/>
+        </w:rPr>
         <w:br/>
-        <w:t xml:space="preserve">Né le, </w:t>
-      </w:r>
-      <w:r>
+        <w:t>Né le, {</w:t>
+      </w:r>
+      <w:r>
+        <w:rPr>
+          <w:rFonts w:ascii="Gotham Book" w:hAnsi="Gotham Book"/>
+        </w:rPr>
         <w:t>{</w:t>
       </w:r>
       <w:r>
-        <w:t>{</w:t>
-      </w:r>
-      <w:r>
+        <w:rPr>
+          <w:rFonts w:ascii="Gotham Book" w:hAnsi="Gotham Book"/>
+        </w:rPr>
         <w:t xml:space="preserve"> </w:t>
       </w:r>
       <w:r>
+        <w:rPr>
+          <w:rFonts w:ascii="Gotham Book" w:hAnsi="Gotham Book"/>
+        </w:rPr>
         <w:t>STUDENT_BIRTHDATE</w:t>
       </w:r>
       <w:r>
+        <w:rPr>
+          <w:rFonts w:ascii="Gotham Book" w:hAnsi="Gotham Book"/>
+        </w:rPr>
         <w:t xml:space="preserve"> }</w:t>
       </w:r>
       <w:r>
+        <w:rPr>
+          <w:rFonts w:ascii="Gotham Book" w:hAnsi="Gotham Book"/>
+        </w:rPr>
         <w:t>}</w:t>
       </w:r>
       <w:r>
+        <w:rPr>
+          <w:rFonts w:ascii="Gotham Book" w:hAnsi="Gotham Book"/>
+        </w:rPr>
         <w:t xml:space="preserve"> à {</w:t>
       </w:r>
       <w:r>
+        <w:rPr>
+          <w:rFonts w:ascii="Gotham Book" w:hAnsi="Gotham Book"/>
+        </w:rPr>
         <w:t xml:space="preserve">{ </w:t>
       </w:r>
       <w:r>
+        <w:rPr>
+          <w:rFonts w:ascii="Gotham Book" w:hAnsi="Gotham Book"/>
+        </w:rPr>
         <w:t>STUDENT_BIRTHTOWN</w:t>
       </w:r>
       <w:r>
+        <w:rPr>
+          <w:rFonts w:ascii="Gotham Book" w:hAnsi="Gotham Book"/>
+        </w:rPr>
         <w:t xml:space="preserve"> </w:t>
       </w:r>
       <w:r>
+        <w:rPr>
+          <w:rFonts w:ascii="Gotham Book" w:hAnsi="Gotham Book"/>
+        </w:rPr>
         <w:t>}</w:t>
       </w:r>
       <w:r>
+        <w:rPr>
+          <w:rFonts w:ascii="Gotham Book" w:hAnsi="Gotham Book"/>
+        </w:rPr>
         <w:t>}</w:t>
       </w:r>
       <w:r>
         <w:rPr>
+          <w:rFonts w:ascii="Gotham Book" w:hAnsi="Gotham Book"/>
           <w:b/>
           <w:bCs/>
         </w:rPr>
         <w:br/>
       </w:r>
       <w:r>
-        <w:t>à</w:t>
-      </w:r>
-      <w:r>
-        <w:t xml:space="preserve"> obtenu en </w:t>
-      </w:r>
-      <w:r>
+        <w:rPr>
+          <w:rFonts w:ascii="Gotham Book" w:hAnsi="Gotham Book"/>
+        </w:rPr>
+        <w:t xml:space="preserve">à obtenu en </w:t>
+      </w:r>
+      <w:r>
+        <w:rPr>
+          <w:rFonts w:ascii="Gotham Book" w:hAnsi="Gotham Book"/>
+        </w:rPr>
         <w:fldChar w:fldCharType="begin"/>
       </w:r>
       <w:r>
+        <w:rPr>
+          <w:rFonts w:ascii="Gotham Book" w:hAnsi="Gotham Book"/>
+        </w:rPr>
         <w:instrText xml:space="preserve"> TIME \@ "MMMM yy" </w:instrText>
       </w:r>
       <w:r>
+        <w:rPr>
+          <w:rFonts w:ascii="Gotham Book" w:hAnsi="Gotham Book"/>
+        </w:rPr>
         <w:fldChar w:fldCharType="separate"/>
       </w:r>
       <w:r>
         <w:rPr>
+          <w:rFonts w:ascii="Gotham Book" w:hAnsi="Gotham Book"/>
           <w:noProof/>
         </w:rPr>
         <w:t>mai 26</w:t>
       </w:r>
       <w:r>
+        <w:rPr>
+          <w:rFonts w:ascii="Gotham Book" w:hAnsi="Gotham Book"/>
+        </w:rPr>
         <w:fldChar w:fldCharType="end"/>
       </w:r>
       <w:r>
+        <w:rPr>
+          <w:rFonts w:ascii="Gotham Book" w:hAnsi="Gotham Book"/>
+        </w:rPr>
         <w:t xml:space="preserve"> le :</w:t>
       </w:r>
     </w:p>
     <w:p>
       <w:pPr>
         <w:rPr>
+          <w:rFonts w:ascii="Gotham Book" w:hAnsi="Gotham Book"/>
           <w:caps/>
           <w:sz w:val="36"/>
           <w:szCs w:val="36"/>
@@ -312,6 +399,7 @@
       </w:pPr>
       <w:r>
         <w:rPr>
+          <w:rFonts w:ascii="Gotham Book" w:hAnsi="Gotham Book"/>
           <w:caps/>
           <w:sz w:val="36"/>
           <w:szCs w:val="36"/>
@@ -320,6 +408,7 @@
       </w:r>
       <w:r>
         <w:rPr>
+          <w:rFonts w:ascii="Gotham Book" w:hAnsi="Gotham Book"/>
           <w:caps/>
           <w:sz w:val="36"/>
           <w:szCs w:val="36"/>
@@ -330,6 +419,7 @@
     <w:p>
       <w:pPr>
         <w:rPr>
+          <w:rFonts w:ascii="Gotham Book" w:hAnsi="Gotham Book"/>
           <w:caps/>
           <w:sz w:val="40"/>
           <w:szCs w:val="40"/>
@@ -337,6 +427,7 @@
       </w:pPr>
       <w:r>
         <w:rPr>
+          <w:rFonts w:ascii="Gotham Book" w:hAnsi="Gotham Book"/>
           <w:caps/>
           <w:noProof/>
           <w:sz w:val="40"/>
@@ -395,35 +486,58 @@
     <w:p>
       <w:pPr>
         <w:jc w:val="right"/>
-      </w:pPr>
-      <w:r>
+        <w:rPr>
+          <w:rFonts w:ascii="Gotham Book" w:hAnsi="Gotham Book"/>
+        </w:rPr>
+      </w:pPr>
+      <w:r>
+        <w:rPr>
+          <w:rFonts w:ascii="Gotham Book" w:hAnsi="Gotham Book"/>
+        </w:rPr>
         <w:t xml:space="preserve">Fait à Paris, le </w:t>
       </w:r>
       <w:r>
+        <w:rPr>
+          <w:rFonts w:ascii="Gotham Book" w:hAnsi="Gotham Book"/>
+        </w:rPr>
         <w:fldChar w:fldCharType="begin"/>
       </w:r>
       <w:r>
+        <w:rPr>
+          <w:rFonts w:ascii="Gotham Book" w:hAnsi="Gotham Book"/>
+        </w:rPr>
         <w:instrText xml:space="preserve"> TIME \@ "d MMMM yyyy" </w:instrText>
       </w:r>
       <w:r>
+        <w:rPr>
+          <w:rFonts w:ascii="Gotham Book" w:hAnsi="Gotham Book"/>
+        </w:rPr>
         <w:fldChar w:fldCharType="separate"/>
       </w:r>
       <w:r>
         <w:rPr>
+          <w:rFonts w:ascii="Gotham Book" w:hAnsi="Gotham Book"/>
           <w:noProof/>
         </w:rPr>
-        <w:t>22 mai 2026</w:t>
-      </w:r>
-      <w:r>
+        <w:t>29 mai 2026</w:t>
+      </w:r>
+      <w:r>
+        <w:rPr>
+          <w:rFonts w:ascii="Gotham Book" w:hAnsi="Gotham Book"/>
+        </w:rPr>
         <w:fldChar w:fldCharType="end"/>
       </w:r>
     </w:p>
     <w:p>
       <w:pPr>
         <w:jc w:val="right"/>
-      </w:pPr>
-      <w:r>
-        <w:rPr>
+        <w:rPr>
+          <w:rFonts w:ascii="Gotham Book" w:hAnsi="Gotham Book"/>
+        </w:rPr>
+      </w:pPr>
+      <w:r>
+        <w:rPr>
+          <w:rFonts w:ascii="Gotham Book" w:hAnsi="Gotham Book"/>
           <w:noProof/>
         </w:rPr>
         <w:drawing>
@@ -463,18 +577,56 @@
         </w:drawing>
       </w:r>
     </w:p>
-    <w:p/>
-    <w:p/>
-    <w:p/>
     <w:p>
-      <w:r>
+      <w:pPr>
+        <w:rPr>
+          <w:rFonts w:ascii="Gotham Book" w:hAnsi="Gotham Book"/>
+        </w:rPr>
+      </w:pPr>
+    </w:p>
+    <w:p>
+      <w:pPr>
+        <w:rPr>
+          <w:rFonts w:ascii="Gotham Book" w:hAnsi="Gotham Book"/>
+        </w:rPr>
+      </w:pPr>
+    </w:p>
+    <w:p>
+      <w:pPr>
+        <w:rPr>
+          <w:rFonts w:ascii="Gotham Book" w:hAnsi="Gotham Book"/>
+        </w:rPr>
+      </w:pPr>
+    </w:p>
+    <w:p>
+      <w:pPr>
+        <w:rPr>
+          <w:rFonts w:ascii="Gotham Book" w:hAnsi="Gotham Book"/>
+        </w:rPr>
+      </w:pPr>
+      <w:r>
+        <w:rPr>
+          <w:rFonts w:ascii="Gotham Book" w:hAnsi="Gotham Book"/>
+        </w:rPr>
         <w:br w:type="page"/>
       </w:r>
     </w:p>
-    <w:p/>
     <w:p>
-      <w:r>
-        <w:rPr>
+      <w:pPr>
+        <w:rPr>
+          <w:rFonts w:ascii="Gotham Book" w:hAnsi="Gotham Book"/>
+        </w:rPr>
+      </w:pPr>
+    </w:p>
+    <w:p>
+      <w:pPr>
+        <w:rPr>
+          <w:rFonts w:ascii="Gotham Book" w:hAnsi="Gotham Book"/>
+        </w:rPr>
+      </w:pPr>
+      <w:r>
+        <w:rPr>
+          <w:rFonts w:ascii="Gotham Book" w:hAnsi="Gotham Book"/>
           <w:noProof/>
         </w:rPr>
         <w:drawing>
@@ -528,8 +680,14 @@
       </w:r>
     </w:p>
     <w:p>
-      <w:r>
-        <w:rPr>
+      <w:pPr>
+        <w:rPr>
+          <w:rFonts w:ascii="Gotham Book" w:hAnsi="Gotham Book"/>
+        </w:rPr>
+      </w:pPr>
+      <w:r>
+        <w:rPr>
+          <w:rFonts w:ascii="Gotham Book" w:hAnsi="Gotham Book"/>
           <w:b/>
           <w:bCs/>
         </w:rPr>
@@ -537,6 +695,7 @@
       </w:r>
       <w:r>
         <w:rPr>
+          <w:rFonts w:ascii="Gotham Book" w:hAnsi="Gotham Book"/>
           <w:b/>
           <w:bCs/>
         </w:rPr>
@@ -544,6 +703,7 @@
       </w:r>
       <w:r>
         <w:rPr>
+          <w:rFonts w:ascii="Gotham Book" w:hAnsi="Gotham Book"/>
           <w:b/>
           <w:bCs/>
         </w:rPr>
@@ -551,6 +711,7 @@
       </w:r>
       <w:r>
         <w:rPr>
+          <w:rFonts w:ascii="Gotham Book" w:hAnsi="Gotham Book"/>
           <w:b/>
           <w:bCs/>
         </w:rPr>
@@ -558,6 +719,7 @@
       </w:r>
       <w:r>
         <w:rPr>
+          <w:rFonts w:ascii="Gotham Book" w:hAnsi="Gotham Book"/>
           <w:b/>
           <w:bCs/>
         </w:rPr>
@@ -565,16 +727,21 @@
       </w:r>
       <w:r>
         <w:rPr>
+          <w:rFonts w:ascii="Gotham Book" w:hAnsi="Gotham Book"/>
           <w:b/>
           <w:bCs/>
         </w:rPr>
         <w:t>}</w:t>
       </w:r>
       <w:r>
+        <w:rPr>
+          <w:rFonts w:ascii="Gotham Book" w:hAnsi="Gotham Book"/>
+        </w:rPr>
         <w:t> </w:t>
       </w:r>
       <w:r>
         <w:rPr>
+          <w:rFonts w:ascii="Gotham Book" w:hAnsi="Gotham Book"/>
           <w:b/>
           <w:bCs/>
         </w:rPr>
@@ -582,6 +749,7 @@
       </w:r>
       <w:r>
         <w:rPr>
+          <w:rFonts w:ascii="Gotham Book" w:hAnsi="Gotham Book"/>
           <w:b/>
           <w:bCs/>
         </w:rPr>
@@ -589,6 +757,7 @@
       </w:r>
       <w:r>
         <w:rPr>
+          <w:rFonts w:ascii="Gotham Book" w:hAnsi="Gotham Book"/>
           <w:b/>
           <w:bCs/>
         </w:rPr>
@@ -596,6 +765,7 @@
       </w:r>
       <w:r>
         <w:rPr>
+          <w:rFonts w:ascii="Gotham Book" w:hAnsi="Gotham Book"/>
           <w:b/>
           <w:bCs/>
         </w:rPr>
@@ -603,16 +773,21 @@
       </w:r>
       <w:r>
         <w:rPr>
+          <w:rFonts w:ascii="Gotham Book" w:hAnsi="Gotham Book"/>
           <w:b/>
           <w:bCs/>
         </w:rPr>
         <w:t>}</w:t>
       </w:r>
       <w:r>
+        <w:rPr>
+          <w:rFonts w:ascii="Gotham Book" w:hAnsi="Gotham Book"/>
+        </w:rPr>
         <w:t> </w:t>
       </w:r>
       <w:r>
         <w:rPr>
+          <w:rFonts w:ascii="Gotham Book" w:hAnsi="Gotham Book"/>
           <w:b/>
           <w:bCs/>
         </w:rPr>
@@ -620,6 +795,7 @@
       </w:r>
       <w:r>
         <w:rPr>
+          <w:rFonts w:ascii="Gotham Book" w:hAnsi="Gotham Book"/>
           <w:b/>
           <w:bCs/>
         </w:rPr>
@@ -627,6 +803,7 @@
       </w:r>
       <w:r>
         <w:rPr>
+          <w:rFonts w:ascii="Gotham Book" w:hAnsi="Gotham Book"/>
           <w:b/>
           <w:bCs/>
         </w:rPr>
@@ -634,6 +811,7 @@
       </w:r>
       <w:r>
         <w:rPr>
+          <w:rFonts w:ascii="Gotham Book" w:hAnsi="Gotham Book"/>
           <w:b/>
           <w:bCs/>
         </w:rPr>
@@ -641,169 +819,271 @@
       </w:r>
       <w:r>
         <w:rPr>
+          <w:rFonts w:ascii="Gotham Book" w:hAnsi="Gotham Book"/>
           <w:b/>
           <w:bCs/>
         </w:rPr>
         <w:t>}</w:t>
       </w:r>
       <w:r>
+        <w:rPr>
+          <w:rFonts w:ascii="Gotham Book" w:hAnsi="Gotham Book"/>
+        </w:rPr>
         <w:t> </w:t>
       </w:r>
       <w:r>
+        <w:rPr>
+          <w:rFonts w:ascii="Gotham Book" w:hAnsi="Gotham Book"/>
+        </w:rPr>
         <w:br/>
-        <w:t xml:space="preserve">Né le, </w:t>
-      </w:r>
-      <w:r>
+        <w:t>Né le, {</w:t>
+      </w:r>
+      <w:r>
+        <w:rPr>
+          <w:rFonts w:ascii="Gotham Book" w:hAnsi="Gotham Book"/>
+        </w:rPr>
+        <w:t xml:space="preserve">{ </w:t>
+      </w:r>
+      <w:r>
+        <w:rPr>
+          <w:rFonts w:ascii="Gotham Book" w:hAnsi="Gotham Book"/>
+        </w:rPr>
+        <w:t>STUDENT_BIRTHDATE</w:t>
+      </w:r>
+      <w:r>
+        <w:rPr>
+          <w:rFonts w:ascii="Gotham Book" w:hAnsi="Gotham Book"/>
+        </w:rPr>
+        <w:t xml:space="preserve"> }</w:t>
+      </w:r>
+      <w:r>
+        <w:rPr>
+          <w:rFonts w:ascii="Gotham Book" w:hAnsi="Gotham Book"/>
+        </w:rPr>
+        <w:t>}</w:t>
+      </w:r>
+      <w:r>
+        <w:rPr>
+          <w:rFonts w:ascii="Gotham Book" w:hAnsi="Gotham Book"/>
+        </w:rPr>
+        <w:t xml:space="preserve"> à {</w:t>
+      </w:r>
+      <w:r>
+        <w:rPr>
+          <w:rFonts w:ascii="Gotham Book" w:hAnsi="Gotham Book"/>
+        </w:rPr>
+        <w:t xml:space="preserve">{ </w:t>
+      </w:r>
+      <w:r>
+        <w:rPr>
+          <w:rFonts w:ascii="Gotham Book" w:hAnsi="Gotham Book"/>
+        </w:rPr>
+        <w:t>STUDENT_BIRTHTOWN</w:t>
+      </w:r>
+      <w:r>
+        <w:rPr>
+          <w:rFonts w:ascii="Gotham Book" w:hAnsi="Gotham Book"/>
+        </w:rPr>
+        <w:t xml:space="preserve"> }</w:t>
+      </w:r>
+      <w:r>
+        <w:rPr>
+          <w:rFonts w:ascii="Gotham Book" w:hAnsi="Gotham Book"/>
+        </w:rPr>
+        <w:t>} ({</w:t>
+      </w:r>
+      <w:r>
+        <w:rPr>
+          <w:rFonts w:ascii="Gotham Book" w:hAnsi="Gotham Book"/>
+        </w:rPr>
+        <w:t xml:space="preserve">{ </w:t>
+      </w:r>
+      <w:r>
+        <w:rPr>
+          <w:rFonts w:ascii="Gotham Book" w:hAnsi="Gotham Book"/>
+        </w:rPr>
+        <w:t>STUDENT_BIRTHDEPARTMENT</w:t>
+      </w:r>
+      <w:r>
+        <w:rPr>
+          <w:rFonts w:ascii="Gotham Book" w:hAnsi="Gotham Book"/>
+        </w:rPr>
+        <w:t xml:space="preserve"> </w:t>
+      </w:r>
+      <w:r>
+        <w:rPr>
+          <w:rFonts w:ascii="Gotham Book" w:hAnsi="Gotham Book"/>
+        </w:rPr>
+        <w:t>}</w:t>
+      </w:r>
+      <w:r>
+        <w:rPr>
+          <w:rFonts w:ascii="Gotham Book" w:hAnsi="Gotham Book"/>
+        </w:rPr>
+        <w:t>}</w:t>
+      </w:r>
+      <w:r>
+        <w:rPr>
+          <w:rFonts w:ascii="Gotham Book" w:hAnsi="Gotham Book"/>
+        </w:rPr>
+        <w:t>)</w:t>
+      </w:r>
+      <w:r>
+        <w:rPr>
+          <w:rFonts w:ascii="Gotham Book" w:hAnsi="Gotham Book"/>
+        </w:rPr>
+        <w:br/>
+      </w:r>
+      <w:r>
+        <w:rPr>
+          <w:rFonts w:ascii="Gotham Book" w:hAnsi="Gotham Book"/>
+        </w:rPr>
+        <w:t xml:space="preserve">à obtenu en </w:t>
+      </w:r>
+      <w:r>
+        <w:rPr>
+          <w:rFonts w:ascii="Gotham Book" w:hAnsi="Gotham Book"/>
+        </w:rPr>
+        <w:fldChar w:fldCharType="begin"/>
+      </w:r>
+      <w:r>
+        <w:rPr>
+          <w:rFonts w:ascii="Gotham Book" w:hAnsi="Gotham Book"/>
+        </w:rPr>
+        <w:instrText xml:space="preserve"> TIME \@ "MMMM yy" </w:instrText>
+      </w:r>
+      <w:r>
+        <w:rPr>
+          <w:rFonts w:ascii="Gotham Book" w:hAnsi="Gotham Book"/>
+        </w:rPr>
+        <w:fldChar w:fldCharType="separate"/>
+      </w:r>
+      <w:r>
+        <w:rPr>
+          <w:rFonts w:ascii="Gotham Book" w:hAnsi="Gotham Book"/>
+          <w:noProof/>
+        </w:rPr>
+        <w:t>mai 26</w:t>
+      </w:r>
+      <w:r>
+        <w:rPr>
+          <w:rFonts w:ascii="Gotham Book" w:hAnsi="Gotham Book"/>
+        </w:rPr>
+        <w:fldChar w:fldCharType="end"/>
+      </w:r>
+      <w:r>
+        <w:rPr>
+          <w:rFonts w:ascii="Gotham Book" w:hAnsi="Gotham Book"/>
+        </w:rPr>
+        <w:t xml:space="preserve"> </w:t>
+      </w:r>
+      <w:r>
+        <w:rPr>
+          <w:rFonts w:ascii="Gotham Book" w:hAnsi="Gotham Book"/>
+        </w:rPr>
+        <w:t xml:space="preserve">à </w:t>
+      </w:r>
+      <w:r>
+        <w:rPr>
+          <w:rFonts w:ascii="Gotham Book" w:hAnsi="Gotham Book"/>
+        </w:rPr>
+        <w:t xml:space="preserve">l’issue du </w:t>
+      </w:r>
+      <w:r>
+        <w:rPr>
+          <w:rFonts w:ascii="Gotham Book" w:hAnsi="Gotham Book"/>
+        </w:rPr>
+        <w:t xml:space="preserve">cursus </w:t>
+      </w:r>
+      <w:r>
+        <w:rPr>
+          <w:rFonts w:ascii="Gotham Book" w:hAnsi="Gotham Book"/>
+        </w:rPr>
         <w:t>{</w:t>
       </w:r>
       <w:r>
+        <w:rPr>
+          <w:rFonts w:ascii="Gotham Book" w:hAnsi="Gotham Book"/>
+        </w:rPr>
         <w:t xml:space="preserve">{ </w:t>
       </w:r>
       <w:r>
-        <w:t>STUDENT_BIRTHDATE</w:t>
-      </w:r>
-      <w:r>
-        <w:t xml:space="preserve"> }</w:t>
-      </w:r>
-      <w:r>
+        <w:rPr>
+          <w:rFonts w:ascii="Gotham Book" w:hAnsi="Gotham Book"/>
+        </w:rPr>
+        <w:t xml:space="preserve">"d’" ~ </w:t>
+      </w:r>
+      <w:r>
+        <w:rPr>
+          <w:rFonts w:ascii="Gotham Book" w:hAnsi="Gotham Book"/>
+        </w:rPr>
+        <w:t>CURSUS</w:t>
+      </w:r>
+      <w:r>
+        <w:rPr>
+          <w:rFonts w:ascii="Gotham Book" w:hAnsi="Gotham Book"/>
+        </w:rPr>
+        <w:t>_TITLE_FR</w:t>
+      </w:r>
+      <w:r>
+        <w:rPr>
+          <w:rFonts w:ascii="Gotham Book" w:hAnsi="Gotham Book"/>
+        </w:rPr>
+        <w:t xml:space="preserve"> | replace</w:t>
+      </w:r>
+      <w:r>
+        <w:rPr>
+          <w:rFonts w:ascii="Gotham Book" w:hAnsi="Gotham Book"/>
+        </w:rPr>
+        <w:t>("</w:t>
+      </w:r>
+      <w:r>
+        <w:rPr>
+          <w:rFonts w:ascii="Gotham Book" w:hAnsi="Gotham Book"/>
+        </w:rPr>
+        <w:t>de A</w:t>
+      </w:r>
+      <w:r>
+        <w:rPr>
+          <w:rFonts w:ascii="Gotham Book" w:hAnsi="Gotham Book"/>
+        </w:rPr>
+        <w:t>","</w:t>
+      </w:r>
+      <w:r>
+        <w:rPr>
+          <w:rFonts w:ascii="Gotham Book" w:hAnsi="Gotham Book"/>
+        </w:rPr>
+        <w:t>d’A</w:t>
+      </w:r>
+      <w:r>
+        <w:rPr>
+          <w:rFonts w:ascii="Gotham Book" w:hAnsi="Gotham Book"/>
+        </w:rPr>
+        <w:t>"</w:t>
+      </w:r>
+      <w:r>
+        <w:rPr>
+          <w:rFonts w:ascii="Gotham Book" w:hAnsi="Gotham Book"/>
+        </w:rPr>
+        <w:t xml:space="preserve">) </w:t>
+      </w:r>
+      <w:r>
+        <w:rPr>
+          <w:rFonts w:ascii="Gotham Book" w:hAnsi="Gotham Book"/>
+        </w:rPr>
         <w:t>}</w:t>
       </w:r>
       <w:r>
-        <w:t xml:space="preserve"> à {</w:t>
-      </w:r>
-      <w:r>
-        <w:t xml:space="preserve">{ </w:t>
-      </w:r>
-      <w:r>
-        <w:t>STUDENT_BIRTHTOWN</w:t>
-      </w:r>
-      <w:r>
-        <w:t xml:space="preserve"> }</w:t>
-      </w:r>
-      <w:r>
-        <w:t>} ({</w:t>
-      </w:r>
-      <w:r>
-        <w:t xml:space="preserve">{ </w:t>
-      </w:r>
-      <w:r>
-        <w:t>STUDENT_BIRTHDEPARTMENT</w:t>
-      </w:r>
-      <w:r>
-        <w:t xml:space="preserve"> </w:t>
-      </w:r>
-      <w:r>
-        <w:t>}</w:t>
-      </w:r>
-      <w:r>
-        <w:t>}</w:t>
-      </w:r>
-      <w:r>
-        <w:t>)</w:t>
-      </w:r>
-      <w:r>
-        <w:br/>
-      </w:r>
-      <w:r>
-        <w:t>à</w:t>
-      </w:r>
-      <w:r>
-        <w:t xml:space="preserve"> obtenu en </w:t>
-      </w:r>
-      <w:r>
-        <w:fldChar w:fldCharType="begin"/>
-      </w:r>
-      <w:r>
-        <w:instrText xml:space="preserve"> TIME \@ "MMMM yy" </w:instrText>
-      </w:r>
-      <w:r>
-        <w:fldChar w:fldCharType="separate"/>
-      </w:r>
-      <w:r>
-        <w:rPr>
-          <w:noProof/>
-        </w:rPr>
-        <w:t>mai 26</w:t>
-      </w:r>
-      <w:r>
-        <w:fldChar w:fldCharType="end"/>
-      </w:r>
-      <w:r>
-        <w:t xml:space="preserve"> </w:t>
-      </w:r>
-      <w:r>
-        <w:t xml:space="preserve">à </w:t>
-      </w:r>
-      <w:r>
-        <w:t xml:space="preserve">l’issue du </w:t>
-      </w:r>
-      <w:r>
-        <w:t xml:space="preserve">cursus </w:t>
-      </w:r>
-      <w:r>
-        <w:t>{</w:t>
-      </w:r>
-      <w:r>
-        <w:t xml:space="preserve">{ </w:t>
-      </w:r>
-      <w:r>
-        <w:t>"</w:t>
-      </w:r>
-      <w:r>
-        <w:t>d’</w:t>
-      </w:r>
-      <w:r>
-        <w:t>"</w:t>
-      </w:r>
-      <w:r>
-        <w:t xml:space="preserve"> ~ </w:t>
-      </w:r>
-      <w:r>
-        <w:t>CURSUS</w:t>
-      </w:r>
-      <w:r>
-        <w:t>_TITLE_FR</w:t>
-      </w:r>
-      <w:r>
-        <w:t xml:space="preserve"> | replace</w:t>
-      </w:r>
-      <w:r>
-        <w:t>(</w:t>
-      </w:r>
-      <w:r>
-        <w:t>"</w:t>
-      </w:r>
-      <w:r>
-        <w:t>de A</w:t>
-      </w:r>
-      <w:r>
-        <w:t>"</w:t>
-      </w:r>
-      <w:r>
-        <w:t>,</w:t>
-      </w:r>
-      <w:r>
-        <w:t>"</w:t>
-      </w:r>
-      <w:r>
-        <w:t>d’A</w:t>
-      </w:r>
-      <w:r>
-        <w:t>"</w:t>
-      </w:r>
-      <w:r>
-        <w:t xml:space="preserve">) </w:t>
-      </w:r>
-      <w:r>
-        <w:t>}</w:t>
-      </w:r>
-      <w:r>
+        <w:rPr>
+          <w:rFonts w:ascii="Gotham Book" w:hAnsi="Gotham Book"/>
+        </w:rPr>
         <w:t xml:space="preserve">} </w:t>
       </w:r>
     </w:p>
     <w:p>
       <w:pPr>
         <w:rPr>
+          <w:rFonts w:ascii="Gotham Book" w:hAnsi="Gotham Book"/>
           <w:b/>
           <w:bCs/>
           <w:sz w:val="28"/>
@@ -813,53 +1093,14 @@
       </w:pPr>
       <w:r>
         <w:rPr>
+          <w:rFonts w:ascii="Gotham Book" w:hAnsi="Gotham Book"/>
           <w:b/>
           <w:bCs/>
           <w:sz w:val="28"/>
           <w:szCs w:val="28"/>
           <w:lang w:val="en-US"/>
         </w:rPr>
-        <w:t>{</w:t>
-      </w:r>
-      <w:r>
-        <w:rPr>
-          <w:b/>
-          <w:bCs/>
-          <w:sz w:val="28"/>
-          <w:szCs w:val="28"/>
-          <w:lang w:val="en-US"/>
-        </w:rPr>
-        <w:t xml:space="preserve">{ </w:t>
-      </w:r>
-      <w:r>
-        <w:rPr>
-          <w:b/>
-          <w:bCs/>
-          <w:sz w:val="28"/>
-          <w:szCs w:val="28"/>
-          <w:lang w:val="en-US"/>
-        </w:rPr>
-        <w:t>CURSUS_DIPLOMA_AWARDED</w:t>
-      </w:r>
-      <w:r>
-        <w:rPr>
-          <w:b/>
-          <w:bCs/>
-          <w:sz w:val="28"/>
-          <w:szCs w:val="28"/>
-          <w:lang w:val="en-US"/>
-        </w:rPr>
-        <w:t xml:space="preserve"> }</w:t>
-      </w:r>
-      <w:r>
-        <w:rPr>
-          <w:b/>
-          <w:bCs/>
-          <w:sz w:val="28"/>
-          <w:szCs w:val="28"/>
-          <w:lang w:val="en-US"/>
-        </w:rPr>
-        <w:t>}</w:t>
+        <w:t>{{ CURSUS_DIPLOMA_AWARDED }}</w:t>
       </w:r>
     </w:p>
     <w:tbl>
@@ -883,12 +1124,14 @@
             <w:pPr>
               <w:ind w:right="-81"/>
               <w:rPr>
+                <w:rFonts w:ascii="Gotham Book" w:hAnsi="Gotham Book"/>
                 <w:b/>
                 <w:bCs/>
               </w:rPr>
             </w:pPr>
             <w:r>
               <w:rPr>
+                <w:rFonts w:ascii="Gotham Book" w:hAnsi="Gotham Book"/>
                 <w:b/>
                 <w:bCs/>
               </w:rPr>
@@ -903,12 +1146,14 @@
           <w:p>
             <w:pPr>
               <w:rPr>
+                <w:rFonts w:ascii="Gotham Book" w:hAnsi="Gotham Book"/>
                 <w:b/>
                 <w:bCs/>
               </w:rPr>
             </w:pPr>
             <w:r>
               <w:rPr>
+                <w:rFonts w:ascii="Gotham Book" w:hAnsi="Gotham Book"/>
                 <w:b/>
                 <w:bCs/>
               </w:rPr>
@@ -923,12 +1168,14 @@
           <w:p>
             <w:pPr>
               <w:rPr>
+                <w:rFonts w:ascii="Gotham Book" w:hAnsi="Gotham Book"/>
                 <w:b/>
                 <w:bCs/>
               </w:rPr>
             </w:pPr>
             <w:r>
               <w:rPr>
+                <w:rFonts w:ascii="Gotham Book" w:hAnsi="Gotham Book"/>
                 <w:b/>
                 <w:bCs/>
               </w:rPr>
@@ -953,7 +1200,15 @@
             <w:tcW w:w="8075" w:type="dxa"/>
           </w:tcPr>
           <w:p>
+            <w:pPr>
+              <w:rPr>
+                <w:rFonts w:ascii="Gotham Book" w:hAnsi="Gotham Book"/>
+              </w:rPr>
+            </w:pPr>
             <w:r>
+              <w:rPr>
+                <w:rFonts w:ascii="Gotham Book" w:hAnsi="Gotham Book"/>
+              </w:rPr>
               <w:t>{%tr for discipline in STUDENT_DISCIPLINES %}</w:t>
             </w:r>
           </w:p>
@@ -978,13 +1233,27 @@
             <w:tcW w:w="846" w:type="dxa"/>
           </w:tcPr>
           <w:p>
+            <w:pPr>
+              <w:rPr>
+                <w:rFonts w:ascii="Gotham Book" w:hAnsi="Gotham Book"/>
+              </w:rPr>
+            </w:pPr>
             <w:r>
+              <w:rPr>
+                <w:rFonts w:ascii="Gotham Book" w:hAnsi="Gotham Book"/>
+              </w:rPr>
               <w:t>{{</w:t>
             </w:r>
             <w:r>
+              <w:rPr>
+                <w:rFonts w:ascii="Gotham Book" w:hAnsi="Gotham Book"/>
+              </w:rPr>
               <w:t xml:space="preserve"> </w:t>
             </w:r>
             <w:r>
+              <w:rPr>
+                <w:rFonts w:ascii="Gotham Book" w:hAnsi="Gotham Book"/>
+              </w:rPr>
               <w:t>discipline.YEAR }}</w:t>
             </w:r>
           </w:p>
@@ -994,7 +1263,15 @@
             <w:tcW w:w="6095" w:type="dxa"/>
           </w:tcPr>
           <w:p>
+            <w:pPr>
+              <w:rPr>
+                <w:rFonts w:ascii="Gotham Book" w:hAnsi="Gotham Book"/>
+              </w:rPr>
+            </w:pPr>
             <w:r>
+              <w:rPr>
+                <w:rFonts w:ascii="Gotham Book" w:hAnsi="Gotham Book"/>
+              </w:rPr>
               <w:t>{{ discipline.TITLE_FR }}</w:t>
             </w:r>
           </w:p>
@@ -1004,52 +1281,109 @@
             <w:tcW w:w="1134" w:type="dxa"/>
           </w:tcPr>
           <w:p>
+            <w:pPr>
+              <w:rPr>
+                <w:rFonts w:ascii="Gotham Book" w:hAnsi="Gotham Book"/>
+              </w:rPr>
+            </w:pPr>
             <w:r>
-              <w:t>5 pts</w:t>
+              <w:rPr>
+                <w:rFonts w:ascii="Gotham Book" w:hAnsi="Gotham Book"/>
+              </w:rPr>
+              <w:t>{{ discipline.ECTS }}</w:t>
+            </w:r>
+            <w:r>
+              <w:rPr>
+                <w:rFonts w:ascii="Gotham Book" w:hAnsi="Gotham Book"/>
+              </w:rPr>
+              <w:t xml:space="preserve"> pts</w:t>
             </w:r>
           </w:p>
-          <w:p/>
+          <w:p>
+            <w:pPr>
+              <w:rPr>
+                <w:rFonts w:ascii="Gotham Book" w:hAnsi="Gotham Book"/>
+              </w:rPr>
+            </w:pPr>
+          </w:p>
         </w:tc>
       </w:tr>
     </w:tbl>
     <w:p>
-      <w:r>
+      <w:pPr>
+        <w:rPr>
+          <w:rFonts w:ascii="Gotham Book" w:hAnsi="Gotham Book"/>
+        </w:rPr>
+      </w:pPr>
+      <w:r>
+        <w:rPr>
+          <w:rFonts w:ascii="Gotham Book" w:hAnsi="Gotham Book"/>
+        </w:rPr>
         <w:t>{% endfor %}</w:t>
-      </w:r>
-    </w:p>
-    <w:p/>
-    <w:p>
-      <w:pPr>
-        <w:jc w:val="right"/>
-      </w:pPr>
-      <w:r>
-        <w:t xml:space="preserve">Fait à Paris, le </w:t>
-      </w:r>
-      <w:r>
-        <w:fldChar w:fldCharType="begin"/>
-      </w:r>
-      <w:r>
-        <w:instrText xml:space="preserve"> TIME \@ "d MMMM yyyy" </w:instrText>
-      </w:r>
-      <w:r>
-        <w:fldChar w:fldCharType="separate"/>
-      </w:r>
-      <w:r>
-        <w:rPr>
-          <w:noProof/>
-        </w:rPr>
-        <w:t>22 mai 2026</w:t>
-      </w:r>
-      <w:r>
-        <w:fldChar w:fldCharType="end"/>
       </w:r>
     </w:p>
     <w:p>
       <w:pPr>
+        <w:rPr>
+          <w:rFonts w:ascii="Gotham Book" w:hAnsi="Gotham Book"/>
+        </w:rPr>
+      </w:pPr>
+    </w:p>
+    <w:p>
+      <w:pPr>
         <w:jc w:val="right"/>
-      </w:pPr>
-      <w:r>
-        <w:rPr>
+        <w:rPr>
+          <w:rFonts w:ascii="Gotham Book" w:hAnsi="Gotham Book"/>
+        </w:rPr>
+      </w:pPr>
+      <w:r>
+        <w:rPr>
+          <w:rFonts w:ascii="Gotham Book" w:hAnsi="Gotham Book"/>
+        </w:rPr>
+        <w:t xml:space="preserve">Fait à Paris, le </w:t>
+      </w:r>
+      <w:r>
+        <w:rPr>
+          <w:rFonts w:ascii="Gotham Book" w:hAnsi="Gotham Book"/>
+        </w:rPr>
+        <w:fldChar w:fldCharType="begin"/>
+      </w:r>
+      <w:r>
+        <w:rPr>
+          <w:rFonts w:ascii="Gotham Book" w:hAnsi="Gotham Book"/>
+        </w:rPr>
+        <w:instrText xml:space="preserve"> TIME \@ "d MMMM yyyy" </w:instrText>
+      </w:r>
+      <w:r>
+        <w:rPr>
+          <w:rFonts w:ascii="Gotham Book" w:hAnsi="Gotham Book"/>
+        </w:rPr>
+        <w:fldChar w:fldCharType="separate"/>
+      </w:r>
+      <w:r>
+        <w:rPr>
+          <w:rFonts w:ascii="Gotham Book" w:hAnsi="Gotham Book"/>
+          <w:noProof/>
+        </w:rPr>
+        <w:t>29 mai 2026</w:t>
+      </w:r>
+      <w:r>
+        <w:rPr>
+          <w:rFonts w:ascii="Gotham Book" w:hAnsi="Gotham Book"/>
+        </w:rPr>
+        <w:fldChar w:fldCharType="end"/>
+      </w:r>
+    </w:p>
+    <w:p>
+      <w:pPr>
+        <w:jc w:val="right"/>
+        <w:rPr>
+          <w:rFonts w:ascii="Gotham Book" w:hAnsi="Gotham Book"/>
+        </w:rPr>
+      </w:pPr>
+      <w:r>
+        <w:rPr>
+          <w:rFonts w:ascii="Gotham Book" w:hAnsi="Gotham Book"/>
           <w:noProof/>
         </w:rPr>
         <w:drawing>
@@ -1107,12 +1441,21 @@
         </w:drawing>
       </w:r>
       <w:r>
+        <w:rPr>
+          <w:rFonts w:ascii="Gotham Book" w:hAnsi="Gotham Book"/>
+        </w:rPr>
         <w:br w:type="page"/>
       </w:r>
     </w:p>
     <w:p>
-      <w:r>
-        <w:rPr>
+      <w:pPr>
+        <w:rPr>
+          <w:rFonts w:ascii="Gotham Book" w:hAnsi="Gotham Book"/>
+        </w:rPr>
+      </w:pPr>
+      <w:r>
+        <w:rPr>
+          <w:rFonts w:ascii="Gotham Book" w:hAnsi="Gotham Book"/>
           <w:noProof/>
         </w:rPr>
         <w:lastRenderedPageBreak/>
@@ -1154,6 +1497,7 @@
       </w:r>
       <w:r>
         <w:rPr>
+          <w:rFonts w:ascii="Gotham Book" w:hAnsi="Gotham Book"/>
           <w:noProof/>
         </w:rPr>
         <w:drawing>
@@ -1216,9 +1560,13 @@
     <w:p>
       <w:pPr>
         <w:ind w:right="-851"/>
-      </w:pPr>
-      <w:r>
-        <w:rPr>
+        <w:rPr>
+          <w:rFonts w:ascii="Gotham Book" w:hAnsi="Gotham Book"/>
+        </w:rPr>
+      </w:pPr>
+      <w:r>
+        <w:rPr>
+          <w:rFonts w:ascii="Gotham Book" w:hAnsi="Gotham Book"/>
           <w:noProof/>
         </w:rPr>
         <w:drawing>
@@ -1277,17 +1625,20 @@
         <w:ind w:left="-1134" w:right="-851"/>
         <w:jc w:val="center"/>
         <w:rPr>
+          <w:rFonts w:ascii="Gotham Book" w:hAnsi="Gotham Book"/>
           <w:lang w:val="en-US"/>
         </w:rPr>
       </w:pPr>
       <w:r>
         <w:rPr>
+          <w:rFonts w:ascii="Gotham Book" w:hAnsi="Gotham Book"/>
           <w:lang w:val="en-US"/>
         </w:rPr>
         <w:t xml:space="preserve">Nom de famille/ family name(s) : </w:t>
       </w:r>
       <w:r>
         <w:rPr>
+          <w:rFonts w:ascii="Gotham Book" w:hAnsi="Gotham Book"/>
           <w:b/>
           <w:bCs/>
           <w:lang w:val="en-US"/>
@@ -1296,6 +1647,7 @@
       </w:r>
       <w:r>
         <w:rPr>
+          <w:rFonts w:ascii="Gotham Book" w:hAnsi="Gotham Book"/>
           <w:b/>
           <w:bCs/>
           <w:lang w:val="en-US"/>
@@ -1304,6 +1656,7 @@
       </w:r>
       <w:r>
         <w:rPr>
+          <w:rFonts w:ascii="Gotham Book" w:hAnsi="Gotham Book"/>
           <w:b/>
           <w:bCs/>
           <w:lang w:val="en-US"/>
@@ -1312,6 +1665,7 @@
       </w:r>
       <w:r>
         <w:rPr>
+          <w:rFonts w:ascii="Gotham Book" w:hAnsi="Gotham Book"/>
           <w:b/>
           <w:bCs/>
           <w:lang w:val="en-US"/>
@@ -1320,6 +1674,7 @@
       </w:r>
       <w:r>
         <w:rPr>
+          <w:rFonts w:ascii="Gotham Book" w:hAnsi="Gotham Book"/>
           <w:b/>
           <w:bCs/>
           <w:lang w:val="en-US"/>
@@ -1333,17 +1688,20 @@
         <w:ind w:left="-1134" w:right="-851"/>
         <w:jc w:val="center"/>
         <w:rPr>
+          <w:rFonts w:ascii="Gotham Book" w:hAnsi="Gotham Book"/>
           <w:lang w:val="en-US"/>
         </w:rPr>
       </w:pPr>
       <w:r>
         <w:rPr>
+          <w:rFonts w:ascii="Gotham Book" w:hAnsi="Gotham Book"/>
           <w:lang w:val="en-US"/>
         </w:rPr>
         <w:t xml:space="preserve">Prénom(s) / Given name(s) : </w:t>
       </w:r>
       <w:r>
         <w:rPr>
+          <w:rFonts w:ascii="Gotham Book" w:hAnsi="Gotham Book"/>
           <w:b/>
           <w:bCs/>
           <w:lang w:val="en-US"/>
@@ -1352,6 +1710,7 @@
       </w:r>
       <w:r>
         <w:rPr>
+          <w:rFonts w:ascii="Gotham Book" w:hAnsi="Gotham Book"/>
           <w:b/>
           <w:bCs/>
           <w:lang w:val="en-US"/>
@@ -1360,6 +1719,7 @@
       </w:r>
       <w:r>
         <w:rPr>
+          <w:rFonts w:ascii="Gotham Book" w:hAnsi="Gotham Book"/>
           <w:b/>
           <w:bCs/>
           <w:lang w:val="en-US"/>
@@ -1368,6 +1728,7 @@
       </w:r>
       <w:r>
         <w:rPr>
+          <w:rFonts w:ascii="Gotham Book" w:hAnsi="Gotham Book"/>
           <w:b/>
           <w:bCs/>
           <w:lang w:val="en-US"/>
@@ -1376,6 +1737,7 @@
       </w:r>
       <w:r>
         <w:rPr>
+          <w:rFonts w:ascii="Gotham Book" w:hAnsi="Gotham Book"/>
           <w:b/>
           <w:bCs/>
           <w:lang w:val="en-US"/>
@@ -1388,23 +1750,44 @@
         <w:spacing w:after="0"/>
         <w:ind w:left="-1134" w:right="-851"/>
         <w:jc w:val="center"/>
-      </w:pPr>
-      <w:r>
+        <w:rPr>
+          <w:rFonts w:ascii="Gotham Book" w:hAnsi="Gotham Book"/>
+        </w:rPr>
+      </w:pPr>
+      <w:r>
+        <w:rPr>
+          <w:rFonts w:ascii="Gotham Book" w:hAnsi="Gotham Book"/>
+        </w:rPr>
         <w:t xml:space="preserve">Date de naissance /Date of birth : </w:t>
       </w:r>
       <w:r>
+        <w:rPr>
+          <w:rFonts w:ascii="Gotham Book" w:hAnsi="Gotham Book"/>
+        </w:rPr>
         <w:t>{</w:t>
       </w:r>
       <w:r>
+        <w:rPr>
+          <w:rFonts w:ascii="Gotham Book" w:hAnsi="Gotham Book"/>
+        </w:rPr>
         <w:t xml:space="preserve">{ </w:t>
       </w:r>
       <w:r>
+        <w:rPr>
+          <w:rFonts w:ascii="Gotham Book" w:hAnsi="Gotham Book"/>
+        </w:rPr>
         <w:t>STUDENT_BIRTHDATE</w:t>
       </w:r>
       <w:r>
+        <w:rPr>
+          <w:rFonts w:ascii="Gotham Book" w:hAnsi="Gotham Book"/>
+        </w:rPr>
         <w:t xml:space="preserve"> }</w:t>
       </w:r>
       <w:r>
+        <w:rPr>
+          <w:rFonts w:ascii="Gotham Book" w:hAnsi="Gotham Book"/>
+        </w:rPr>
         <w:t>}</w:t>
       </w:r>
     </w:p>
@@ -1413,35 +1796,62 @@
         <w:spacing w:after="0"/>
         <w:ind w:left="-1134" w:right="-851"/>
         <w:jc w:val="center"/>
-      </w:pPr>
-      <w:r>
+        <w:rPr>
+          <w:rFonts w:ascii="Gotham Book" w:hAnsi="Gotham Book"/>
+        </w:rPr>
+      </w:pPr>
+      <w:r>
+        <w:rPr>
+          <w:rFonts w:ascii="Gotham Book" w:hAnsi="Gotham Book"/>
+        </w:rPr>
         <w:t>Numéro</w:t>
       </w:r>
       <w:r>
+        <w:rPr>
+          <w:rFonts w:ascii="Gotham Book" w:hAnsi="Gotham Book"/>
+        </w:rPr>
         <w:t xml:space="preserve"> </w:t>
       </w:r>
       <w:r>
+        <w:rPr>
+          <w:rFonts w:ascii="Gotham Book" w:hAnsi="Gotham Book"/>
+        </w:rPr>
         <w:t xml:space="preserve">d’identification de l’étudiant/ Student identification number : </w:t>
       </w:r>
       <w:r>
+        <w:rPr>
+          <w:rFonts w:ascii="Gotham Book" w:hAnsi="Gotham Book"/>
+        </w:rPr>
         <w:t>{</w:t>
       </w:r>
       <w:r>
+        <w:rPr>
+          <w:rFonts w:ascii="Gotham Book" w:hAnsi="Gotham Book"/>
+        </w:rPr>
         <w:t>{</w:t>
       </w:r>
       <w:r>
+        <w:rPr>
+          <w:rFonts w:ascii="Gotham Book" w:hAnsi="Gotham Book"/>
+        </w:rPr>
         <w:t xml:space="preserve"> </w:t>
       </w:r>
       <w:r>
-        <w:t>STUDENT_</w:t>
-      </w:r>
-      <w:r>
-        <w:t>INE</w:t>
-      </w:r>
-      <w:r>
+        <w:rPr>
+          <w:rFonts w:ascii="Gotham Book" w:hAnsi="Gotham Book"/>
+        </w:rPr>
+        <w:t>STUDENT_INE</w:t>
+      </w:r>
+      <w:r>
+        <w:rPr>
+          <w:rFonts w:ascii="Gotham Book" w:hAnsi="Gotham Book"/>
+        </w:rPr>
         <w:t xml:space="preserve"> }</w:t>
       </w:r>
       <w:r>
+        <w:rPr>
+          <w:rFonts w:ascii="Gotham Book" w:hAnsi="Gotham Book"/>
+        </w:rPr>
         <w:t>}</w:t>
       </w:r>
     </w:p>
@@ -1450,15 +1860,22 @@
         <w:spacing w:after="0"/>
         <w:ind w:left="-1134" w:right="-851"/>
         <w:jc w:val="center"/>
+        <w:rPr>
+          <w:rFonts w:ascii="Gotham Book" w:hAnsi="Gotham Book"/>
+        </w:rPr>
       </w:pPr>
     </w:p>
     <w:p>
       <w:pPr>
         <w:spacing w:after="0"/>
         <w:ind w:right="-851"/>
-      </w:pPr>
-      <w:r>
-        <w:rPr>
+        <w:rPr>
+          <w:rFonts w:ascii="Gotham Book" w:hAnsi="Gotham Book"/>
+        </w:rPr>
+      </w:pPr>
+      <w:r>
+        <w:rPr>
+          <w:rFonts w:ascii="Gotham Book" w:hAnsi="Gotham Book"/>
           <w:noProof/>
         </w:rPr>
         <w:drawing>
